--- a/book/docx-por-capitulo/capitulo-16-benchmarking.docx
+++ b/book/docx-por-capitulo/capitulo-16-benchmarking.docx
@@ -26,7 +26,7 @@
       <w:pPr>
         <w:pStyle w:val="Endure-Subhead"/>
         <w:keepNext/>
-        <w:spacing w:before="240" w:after="60"/>
+        <w:spacing w:before="240" w:after="60" w:line="240" w:lineRule="auto"/>
         <w:outlineLvl w:val="1"/>
       </w:pPr>
       <w:r>
@@ -39,7 +39,7 @@
     <w:p>
       <w:pPr>
         <w:pStyle w:val="Endure-FirstParagraphBodyText"/>
-        <w:spacing w:before="100" w:after="100"/>
+        <w:spacing w:before="100" w:after="100" w:line="240" w:lineRule="auto"/>
       </w:pPr>
       <w:r>
         <w:rPr>
@@ -51,7 +51,7 @@
     <w:p>
       <w:pPr>
         <w:pStyle w:val="Endure-ChapterBodyText"/>
-        <w:spacing w:before="100" w:after="100"/>
+        <w:spacing w:before="100" w:after="100" w:line="240" w:lineRule="auto"/>
       </w:pPr>
       <w:r>
         <w:rPr>
@@ -126,20 +126,20 @@
       <w:pPr>
         <w:pStyle w:val="Endure-Subhead"/>
         <w:keepNext/>
-        <w:spacing w:before="240" w:after="60"/>
+        <w:spacing w:before="240" w:after="60" w:line="240" w:lineRule="auto"/>
         <w:outlineLvl w:val="1"/>
       </w:pPr>
       <w:r>
         <w:rPr>
           <w:sz w:val="24"/>
         </w:rPr>
-        <w:t>14.1 Configuración Pre-Vuelo — Funciones de Utilidad</w:t>
+        <w:t>16.1 Configuración Pre-Vuelo — Funciones de Utilidad</w:t>
       </w:r>
     </w:p>
     <w:p>
       <w:pPr>
         <w:pStyle w:val="Endure-FirstParagraphBodyText"/>
-        <w:spacing w:before="100" w:after="100"/>
+        <w:spacing w:before="100" w:after="100" w:line="240" w:lineRule="auto"/>
       </w:pPr>
       <w:r>
         <w:rPr>
@@ -2471,20 +2471,20 @@
       <w:pPr>
         <w:pStyle w:val="Endure-Subhead"/>
         <w:keepNext/>
-        <w:spacing w:before="160" w:after="60"/>
+        <w:spacing w:before="160" w:after="60" w:line="240" w:lineRule="auto"/>
         <w:outlineLvl w:val="2"/>
       </w:pPr>
       <w:r>
         <w:rPr>
           <w:sz w:val="22"/>
         </w:rPr>
-        <w:t>14.1.1 Script de tracking de rendimiento</w:t>
+        <w:t>16.1.1 Script de tracking de rendimiento</w:t>
       </w:r>
     </w:p>
     <w:p>
       <w:pPr>
         <w:pStyle w:val="Endure-FirstParagraphBodyText"/>
-        <w:spacing w:before="100" w:after="100"/>
+        <w:spacing w:before="100" w:after="100" w:line="240" w:lineRule="auto"/>
       </w:pPr>
       <w:r>
         <w:rPr>
@@ -3743,20 +3743,20 @@
       <w:pPr>
         <w:pStyle w:val="Endure-Subhead"/>
         <w:keepNext/>
-        <w:spacing w:before="160" w:after="60"/>
+        <w:spacing w:before="160" w:after="60" w:line="240" w:lineRule="auto"/>
         <w:outlineLvl w:val="2"/>
       </w:pPr>
       <w:r>
         <w:rPr>
           <w:sz w:val="22"/>
         </w:rPr>
-        <w:t>14.1.2 Prueba via Open WebUI</w:t>
+        <w:t>16.1.2 Prueba via Open WebUI</w:t>
       </w:r>
     </w:p>
     <w:p>
       <w:pPr>
         <w:pStyle w:val="Endure-FirstParagraphBodyText"/>
-        <w:spacing w:before="100" w:after="100"/>
+        <w:spacing w:before="100" w:after="100" w:line="240" w:lineRule="auto"/>
       </w:pPr>
       <w:r>
         <w:rPr>
@@ -4084,20 +4084,20 @@
       <w:pPr>
         <w:pStyle w:val="Endure-Subhead"/>
         <w:keepNext/>
-        <w:spacing w:before="240" w:after="60"/>
+        <w:spacing w:before="240" w:after="60" w:line="240" w:lineRule="auto"/>
         <w:outlineLvl w:val="1"/>
       </w:pPr>
       <w:r>
         <w:rPr>
           <w:sz w:val="24"/>
         </w:rPr>
-        <w:t>14.2 Resumen Comparativo de los 10 Modelos</w:t>
+        <w:t>16.2 Resumen Comparativo de los 10 Modelos</w:t>
       </w:r>
     </w:p>
     <w:p>
       <w:pPr>
         <w:pStyle w:val="Endure-FirstParagraphBodyText"/>
-        <w:spacing w:before="100" w:after="100"/>
+        <w:spacing w:before="100" w:after="100" w:line="240" w:lineRule="auto"/>
       </w:pPr>
       <w:r>
         <w:rPr>
@@ -4148,7 +4148,7 @@
           </w:tcPr>
           <w:p>
             <w:pPr>
-              <w:spacing w:before="0" w:after="0"/>
+              <w:spacing w:before="0" w:after="0" w:line="240" w:lineRule="auto"/>
               <w:jc w:val="center"/>
             </w:pPr>
             <w:r>
@@ -4181,7 +4181,7 @@
           </w:tcPr>
           <w:p>
             <w:pPr>
-              <w:spacing w:before="0" w:after="0"/>
+              <w:spacing w:before="0" w:after="0" w:line="240" w:lineRule="auto"/>
               <w:jc w:val="center"/>
             </w:pPr>
             <w:r>
@@ -4214,7 +4214,7 @@
           </w:tcPr>
           <w:p>
             <w:pPr>
-              <w:spacing w:before="0" w:after="0"/>
+              <w:spacing w:before="0" w:after="0" w:line="240" w:lineRule="auto"/>
               <w:jc w:val="center"/>
             </w:pPr>
             <w:r>
@@ -4247,7 +4247,7 @@
           </w:tcPr>
           <w:p>
             <w:pPr>
-              <w:spacing w:before="0" w:after="0"/>
+              <w:spacing w:before="0" w:after="0" w:line="240" w:lineRule="auto"/>
               <w:jc w:val="center"/>
             </w:pPr>
             <w:r>
@@ -4280,7 +4280,7 @@
           </w:tcPr>
           <w:p>
             <w:pPr>
-              <w:spacing w:before="0" w:after="0"/>
+              <w:spacing w:before="0" w:after="0" w:line="240" w:lineRule="auto"/>
               <w:jc w:val="center"/>
             </w:pPr>
             <w:r>
@@ -4313,7 +4313,7 @@
           </w:tcPr>
           <w:p>
             <w:pPr>
-              <w:spacing w:before="0" w:after="0"/>
+              <w:spacing w:before="0" w:after="0" w:line="240" w:lineRule="auto"/>
               <w:jc w:val="center"/>
             </w:pPr>
             <w:r>
@@ -4346,7 +4346,7 @@
           </w:tcPr>
           <w:p>
             <w:pPr>
-              <w:spacing w:before="0" w:after="0"/>
+              <w:spacing w:before="0" w:after="0" w:line="240" w:lineRule="auto"/>
               <w:jc w:val="center"/>
             </w:pPr>
             <w:r>
@@ -4379,7 +4379,7 @@
           </w:tcPr>
           <w:p>
             <w:pPr>
-              <w:spacing w:before="0" w:after="0"/>
+              <w:spacing w:before="0" w:after="0" w:line="240" w:lineRule="auto"/>
               <w:jc w:val="center"/>
             </w:pPr>
             <w:r>
@@ -4412,7 +4412,7 @@
           </w:tcPr>
           <w:p>
             <w:pPr>
-              <w:spacing w:before="0" w:after="0"/>
+              <w:spacing w:before="0" w:after="0" w:line="240" w:lineRule="auto"/>
               <w:jc w:val="center"/>
             </w:pPr>
             <w:r>
@@ -4450,7 +4450,7 @@
           </w:tcPr>
           <w:p>
             <w:pPr>
-              <w:spacing w:before="0" w:after="0"/>
+              <w:spacing w:before="0" w:after="0" w:line="240" w:lineRule="auto"/>
               <w:jc w:val="center"/>
             </w:pPr>
             <w:r>
@@ -4481,7 +4481,7 @@
           </w:tcPr>
           <w:p>
             <w:pPr>
-              <w:spacing w:before="0" w:after="0"/>
+              <w:spacing w:before="0" w:after="0" w:line="240" w:lineRule="auto"/>
               <w:jc w:val="center"/>
             </w:pPr>
             <w:r>
@@ -4512,7 +4512,7 @@
           </w:tcPr>
           <w:p>
             <w:pPr>
-              <w:spacing w:before="0" w:after="0"/>
+              <w:spacing w:before="0" w:after="0" w:line="240" w:lineRule="auto"/>
               <w:jc w:val="center"/>
             </w:pPr>
             <w:r>
@@ -4543,7 +4543,7 @@
           </w:tcPr>
           <w:p>
             <w:pPr>
-              <w:spacing w:before="0" w:after="0"/>
+              <w:spacing w:before="0" w:after="0" w:line="240" w:lineRule="auto"/>
               <w:jc w:val="center"/>
             </w:pPr>
             <w:r>
@@ -4574,7 +4574,7 @@
           </w:tcPr>
           <w:p>
             <w:pPr>
-              <w:spacing w:before="0" w:after="0"/>
+              <w:spacing w:before="0" w:after="0" w:line="240" w:lineRule="auto"/>
               <w:jc w:val="center"/>
             </w:pPr>
             <w:r>
@@ -4605,7 +4605,7 @@
           </w:tcPr>
           <w:p>
             <w:pPr>
-              <w:spacing w:before="0" w:after="0"/>
+              <w:spacing w:before="0" w:after="0" w:line="240" w:lineRule="auto"/>
               <w:jc w:val="center"/>
             </w:pPr>
             <w:r>
@@ -4636,7 +4636,7 @@
           </w:tcPr>
           <w:p>
             <w:pPr>
-              <w:spacing w:before="0" w:after="0"/>
+              <w:spacing w:before="0" w:after="0" w:line="240" w:lineRule="auto"/>
               <w:jc w:val="center"/>
             </w:pPr>
             <w:r>
@@ -4667,7 +4667,7 @@
           </w:tcPr>
           <w:p>
             <w:pPr>
-              <w:spacing w:before="0" w:after="0"/>
+              <w:spacing w:before="0" w:after="0" w:line="240" w:lineRule="auto"/>
               <w:jc w:val="center"/>
             </w:pPr>
             <w:r>
@@ -4698,7 +4698,7 @@
           </w:tcPr>
           <w:p>
             <w:pPr>
-              <w:spacing w:before="0" w:after="0"/>
+              <w:spacing w:before="0" w:after="0" w:line="240" w:lineRule="auto"/>
               <w:jc w:val="center"/>
             </w:pPr>
             <w:r>
@@ -4734,7 +4734,7 @@
           </w:tcPr>
           <w:p>
             <w:pPr>
-              <w:spacing w:before="0" w:after="0"/>
+              <w:spacing w:before="0" w:after="0" w:line="240" w:lineRule="auto"/>
               <w:jc w:val="center"/>
             </w:pPr>
             <w:r>
@@ -4765,7 +4765,7 @@
           </w:tcPr>
           <w:p>
             <w:pPr>
-              <w:spacing w:before="0" w:after="0"/>
+              <w:spacing w:before="0" w:after="0" w:line="240" w:lineRule="auto"/>
               <w:jc w:val="center"/>
             </w:pPr>
             <w:r>
@@ -4796,7 +4796,7 @@
           </w:tcPr>
           <w:p>
             <w:pPr>
-              <w:spacing w:before="0" w:after="0"/>
+              <w:spacing w:before="0" w:after="0" w:line="240" w:lineRule="auto"/>
               <w:jc w:val="center"/>
             </w:pPr>
             <w:r>
@@ -4827,7 +4827,7 @@
           </w:tcPr>
           <w:p>
             <w:pPr>
-              <w:spacing w:before="0" w:after="0"/>
+              <w:spacing w:before="0" w:after="0" w:line="240" w:lineRule="auto"/>
               <w:jc w:val="center"/>
             </w:pPr>
             <w:r>
@@ -4858,7 +4858,7 @@
           </w:tcPr>
           <w:p>
             <w:pPr>
-              <w:spacing w:before="0" w:after="0"/>
+              <w:spacing w:before="0" w:after="0" w:line="240" w:lineRule="auto"/>
               <w:jc w:val="center"/>
             </w:pPr>
             <w:r>
@@ -4889,7 +4889,7 @@
           </w:tcPr>
           <w:p>
             <w:pPr>
-              <w:spacing w:before="0" w:after="0"/>
+              <w:spacing w:before="0" w:after="0" w:line="240" w:lineRule="auto"/>
               <w:jc w:val="center"/>
             </w:pPr>
             <w:r>
@@ -4920,7 +4920,7 @@
           </w:tcPr>
           <w:p>
             <w:pPr>
-              <w:spacing w:before="0" w:after="0"/>
+              <w:spacing w:before="0" w:after="0" w:line="240" w:lineRule="auto"/>
               <w:jc w:val="center"/>
             </w:pPr>
             <w:r>
@@ -4951,7 +4951,7 @@
           </w:tcPr>
           <w:p>
             <w:pPr>
-              <w:spacing w:before="0" w:after="0"/>
+              <w:spacing w:before="0" w:after="0" w:line="240" w:lineRule="auto"/>
               <w:jc w:val="center"/>
             </w:pPr>
             <w:r>
@@ -4982,7 +4982,7 @@
           </w:tcPr>
           <w:p>
             <w:pPr>
-              <w:spacing w:before="0" w:after="0"/>
+              <w:spacing w:before="0" w:after="0" w:line="240" w:lineRule="auto"/>
               <w:jc w:val="center"/>
             </w:pPr>
             <w:r>
@@ -5018,7 +5018,7 @@
           </w:tcPr>
           <w:p>
             <w:pPr>
-              <w:spacing w:before="0" w:after="0"/>
+              <w:spacing w:before="0" w:after="0" w:line="240" w:lineRule="auto"/>
               <w:jc w:val="center"/>
             </w:pPr>
             <w:r>
@@ -5049,7 +5049,7 @@
           </w:tcPr>
           <w:p>
             <w:pPr>
-              <w:spacing w:before="0" w:after="0"/>
+              <w:spacing w:before="0" w:after="0" w:line="240" w:lineRule="auto"/>
               <w:jc w:val="center"/>
             </w:pPr>
             <w:r>
@@ -5080,7 +5080,7 @@
           </w:tcPr>
           <w:p>
             <w:pPr>
-              <w:spacing w:before="0" w:after="0"/>
+              <w:spacing w:before="0" w:after="0" w:line="240" w:lineRule="auto"/>
               <w:jc w:val="center"/>
             </w:pPr>
             <w:r>
@@ -5111,7 +5111,7 @@
           </w:tcPr>
           <w:p>
             <w:pPr>
-              <w:spacing w:before="0" w:after="0"/>
+              <w:spacing w:before="0" w:after="0" w:line="240" w:lineRule="auto"/>
               <w:jc w:val="center"/>
             </w:pPr>
             <w:r>
@@ -5142,7 +5142,7 @@
           </w:tcPr>
           <w:p>
             <w:pPr>
-              <w:spacing w:before="0" w:after="0"/>
+              <w:spacing w:before="0" w:after="0" w:line="240" w:lineRule="auto"/>
               <w:jc w:val="center"/>
             </w:pPr>
             <w:r>
@@ -5173,7 +5173,7 @@
           </w:tcPr>
           <w:p>
             <w:pPr>
-              <w:spacing w:before="0" w:after="0"/>
+              <w:spacing w:before="0" w:after="0" w:line="240" w:lineRule="auto"/>
               <w:jc w:val="center"/>
             </w:pPr>
             <w:r>
@@ -5204,7 +5204,7 @@
           </w:tcPr>
           <w:p>
             <w:pPr>
-              <w:spacing w:before="0" w:after="0"/>
+              <w:spacing w:before="0" w:after="0" w:line="240" w:lineRule="auto"/>
               <w:jc w:val="center"/>
             </w:pPr>
             <w:r>
@@ -5235,7 +5235,7 @@
           </w:tcPr>
           <w:p>
             <w:pPr>
-              <w:spacing w:before="0" w:after="0"/>
+              <w:spacing w:before="0" w:after="0" w:line="240" w:lineRule="auto"/>
               <w:jc w:val="center"/>
             </w:pPr>
             <w:r>
@@ -5266,7 +5266,7 @@
           </w:tcPr>
           <w:p>
             <w:pPr>
-              <w:spacing w:before="0" w:after="0"/>
+              <w:spacing w:before="0" w:after="0" w:line="240" w:lineRule="auto"/>
               <w:jc w:val="center"/>
             </w:pPr>
             <w:r>
@@ -5302,7 +5302,7 @@
           </w:tcPr>
           <w:p>
             <w:pPr>
-              <w:spacing w:before="0" w:after="0"/>
+              <w:spacing w:before="0" w:after="0" w:line="240" w:lineRule="auto"/>
               <w:jc w:val="center"/>
             </w:pPr>
             <w:r>
@@ -5333,7 +5333,7 @@
           </w:tcPr>
           <w:p>
             <w:pPr>
-              <w:spacing w:before="0" w:after="0"/>
+              <w:spacing w:before="0" w:after="0" w:line="240" w:lineRule="auto"/>
               <w:jc w:val="center"/>
             </w:pPr>
             <w:r>
@@ -5364,7 +5364,7 @@
           </w:tcPr>
           <w:p>
             <w:pPr>
-              <w:spacing w:before="0" w:after="0"/>
+              <w:spacing w:before="0" w:after="0" w:line="240" w:lineRule="auto"/>
               <w:jc w:val="center"/>
             </w:pPr>
             <w:r>
@@ -5395,7 +5395,7 @@
           </w:tcPr>
           <w:p>
             <w:pPr>
-              <w:spacing w:before="0" w:after="0"/>
+              <w:spacing w:before="0" w:after="0" w:line="240" w:lineRule="auto"/>
               <w:jc w:val="center"/>
             </w:pPr>
             <w:r>
@@ -5426,7 +5426,7 @@
           </w:tcPr>
           <w:p>
             <w:pPr>
-              <w:spacing w:before="0" w:after="0"/>
+              <w:spacing w:before="0" w:after="0" w:line="240" w:lineRule="auto"/>
               <w:jc w:val="center"/>
             </w:pPr>
             <w:r>
@@ -5457,7 +5457,7 @@
           </w:tcPr>
           <w:p>
             <w:pPr>
-              <w:spacing w:before="0" w:after="0"/>
+              <w:spacing w:before="0" w:after="0" w:line="240" w:lineRule="auto"/>
               <w:jc w:val="center"/>
             </w:pPr>
             <w:r>
@@ -5488,7 +5488,7 @@
           </w:tcPr>
           <w:p>
             <w:pPr>
-              <w:spacing w:before="0" w:after="0"/>
+              <w:spacing w:before="0" w:after="0" w:line="240" w:lineRule="auto"/>
               <w:jc w:val="center"/>
             </w:pPr>
             <w:r>
@@ -5519,7 +5519,7 @@
           </w:tcPr>
           <w:p>
             <w:pPr>
-              <w:spacing w:before="0" w:after="0"/>
+              <w:spacing w:before="0" w:after="0" w:line="240" w:lineRule="auto"/>
               <w:jc w:val="center"/>
             </w:pPr>
             <w:r>
@@ -5550,7 +5550,7 @@
           </w:tcPr>
           <w:p>
             <w:pPr>
-              <w:spacing w:before="0" w:after="0"/>
+              <w:spacing w:before="0" w:after="0" w:line="240" w:lineRule="auto"/>
               <w:jc w:val="center"/>
             </w:pPr>
             <w:r>
@@ -5586,7 +5586,7 @@
           </w:tcPr>
           <w:p>
             <w:pPr>
-              <w:spacing w:before="0" w:after="0"/>
+              <w:spacing w:before="0" w:after="0" w:line="240" w:lineRule="auto"/>
               <w:jc w:val="center"/>
             </w:pPr>
             <w:r>
@@ -5617,7 +5617,7 @@
           </w:tcPr>
           <w:p>
             <w:pPr>
-              <w:spacing w:before="0" w:after="0"/>
+              <w:spacing w:before="0" w:after="0" w:line="240" w:lineRule="auto"/>
               <w:jc w:val="center"/>
             </w:pPr>
             <w:r>
@@ -5648,7 +5648,7 @@
           </w:tcPr>
           <w:p>
             <w:pPr>
-              <w:spacing w:before="0" w:after="0"/>
+              <w:spacing w:before="0" w:after="0" w:line="240" w:lineRule="auto"/>
               <w:jc w:val="center"/>
             </w:pPr>
             <w:r>
@@ -5679,7 +5679,7 @@
           </w:tcPr>
           <w:p>
             <w:pPr>
-              <w:spacing w:before="0" w:after="0"/>
+              <w:spacing w:before="0" w:after="0" w:line="240" w:lineRule="auto"/>
               <w:jc w:val="center"/>
             </w:pPr>
             <w:r>
@@ -5710,7 +5710,7 @@
           </w:tcPr>
           <w:p>
             <w:pPr>
-              <w:spacing w:before="0" w:after="0"/>
+              <w:spacing w:before="0" w:after="0" w:line="240" w:lineRule="auto"/>
               <w:jc w:val="center"/>
             </w:pPr>
             <w:r>
@@ -5741,7 +5741,7 @@
           </w:tcPr>
           <w:p>
             <w:pPr>
-              <w:spacing w:before="0" w:after="0"/>
+              <w:spacing w:before="0" w:after="0" w:line="240" w:lineRule="auto"/>
               <w:jc w:val="center"/>
             </w:pPr>
             <w:r>
@@ -5772,7 +5772,7 @@
           </w:tcPr>
           <w:p>
             <w:pPr>
-              <w:spacing w:before="0" w:after="0"/>
+              <w:spacing w:before="0" w:after="0" w:line="240" w:lineRule="auto"/>
               <w:jc w:val="center"/>
             </w:pPr>
             <w:r>
@@ -5803,7 +5803,7 @@
           </w:tcPr>
           <w:p>
             <w:pPr>
-              <w:spacing w:before="0" w:after="0"/>
+              <w:spacing w:before="0" w:after="0" w:line="240" w:lineRule="auto"/>
               <w:jc w:val="center"/>
             </w:pPr>
             <w:r>
@@ -5834,7 +5834,7 @@
           </w:tcPr>
           <w:p>
             <w:pPr>
-              <w:spacing w:before="0" w:after="0"/>
+              <w:spacing w:before="0" w:after="0" w:line="240" w:lineRule="auto"/>
               <w:jc w:val="center"/>
             </w:pPr>
             <w:r>
@@ -5870,7 +5870,7 @@
           </w:tcPr>
           <w:p>
             <w:pPr>
-              <w:spacing w:before="0" w:after="0"/>
+              <w:spacing w:before="0" w:after="0" w:line="240" w:lineRule="auto"/>
               <w:jc w:val="center"/>
             </w:pPr>
             <w:r>
@@ -5901,7 +5901,7 @@
           </w:tcPr>
           <w:p>
             <w:pPr>
-              <w:spacing w:before="0" w:after="0"/>
+              <w:spacing w:before="0" w:after="0" w:line="240" w:lineRule="auto"/>
               <w:jc w:val="center"/>
             </w:pPr>
             <w:r>
@@ -5932,7 +5932,7 @@
           </w:tcPr>
           <w:p>
             <w:pPr>
-              <w:spacing w:before="0" w:after="0"/>
+              <w:spacing w:before="0" w:after="0" w:line="240" w:lineRule="auto"/>
               <w:jc w:val="center"/>
             </w:pPr>
             <w:r>
@@ -5963,7 +5963,7 @@
           </w:tcPr>
           <w:p>
             <w:pPr>
-              <w:spacing w:before="0" w:after="0"/>
+              <w:spacing w:before="0" w:after="0" w:line="240" w:lineRule="auto"/>
               <w:jc w:val="center"/>
             </w:pPr>
             <w:r>
@@ -5994,7 +5994,7 @@
           </w:tcPr>
           <w:p>
             <w:pPr>
-              <w:spacing w:before="0" w:after="0"/>
+              <w:spacing w:before="0" w:after="0" w:line="240" w:lineRule="auto"/>
               <w:jc w:val="center"/>
             </w:pPr>
             <w:r>
@@ -6025,7 +6025,7 @@
           </w:tcPr>
           <w:p>
             <w:pPr>
-              <w:spacing w:before="0" w:after="0"/>
+              <w:spacing w:before="0" w:after="0" w:line="240" w:lineRule="auto"/>
               <w:jc w:val="center"/>
             </w:pPr>
             <w:r>
@@ -6056,7 +6056,7 @@
           </w:tcPr>
           <w:p>
             <w:pPr>
-              <w:spacing w:before="0" w:after="0"/>
+              <w:spacing w:before="0" w:after="0" w:line="240" w:lineRule="auto"/>
               <w:jc w:val="center"/>
             </w:pPr>
             <w:r>
@@ -6087,7 +6087,7 @@
           </w:tcPr>
           <w:p>
             <w:pPr>
-              <w:spacing w:before="0" w:after="0"/>
+              <w:spacing w:before="0" w:after="0" w:line="240" w:lineRule="auto"/>
               <w:jc w:val="center"/>
             </w:pPr>
             <w:r>
@@ -6118,7 +6118,7 @@
           </w:tcPr>
           <w:p>
             <w:pPr>
-              <w:spacing w:before="0" w:after="0"/>
+              <w:spacing w:before="0" w:after="0" w:line="240" w:lineRule="auto"/>
               <w:jc w:val="center"/>
             </w:pPr>
             <w:r>
@@ -6154,7 +6154,7 @@
           </w:tcPr>
           <w:p>
             <w:pPr>
-              <w:spacing w:before="0" w:after="0"/>
+              <w:spacing w:before="0" w:after="0" w:line="240" w:lineRule="auto"/>
               <w:jc w:val="center"/>
             </w:pPr>
             <w:r>
@@ -6185,7 +6185,7 @@
           </w:tcPr>
           <w:p>
             <w:pPr>
-              <w:spacing w:before="0" w:after="0"/>
+              <w:spacing w:before="0" w:after="0" w:line="240" w:lineRule="auto"/>
               <w:jc w:val="center"/>
             </w:pPr>
             <w:r>
@@ -6216,7 +6216,7 @@
           </w:tcPr>
           <w:p>
             <w:pPr>
-              <w:spacing w:before="0" w:after="0"/>
+              <w:spacing w:before="0" w:after="0" w:line="240" w:lineRule="auto"/>
               <w:jc w:val="center"/>
             </w:pPr>
             <w:r>
@@ -6247,7 +6247,7 @@
           </w:tcPr>
           <w:p>
             <w:pPr>
-              <w:spacing w:before="0" w:after="0"/>
+              <w:spacing w:before="0" w:after="0" w:line="240" w:lineRule="auto"/>
               <w:jc w:val="center"/>
             </w:pPr>
             <w:r>
@@ -6278,7 +6278,7 @@
           </w:tcPr>
           <w:p>
             <w:pPr>
-              <w:spacing w:before="0" w:after="0"/>
+              <w:spacing w:before="0" w:after="0" w:line="240" w:lineRule="auto"/>
               <w:jc w:val="center"/>
             </w:pPr>
             <w:r>
@@ -6309,7 +6309,7 @@
           </w:tcPr>
           <w:p>
             <w:pPr>
-              <w:spacing w:before="0" w:after="0"/>
+              <w:spacing w:before="0" w:after="0" w:line="240" w:lineRule="auto"/>
               <w:jc w:val="center"/>
             </w:pPr>
             <w:r>
@@ -6340,7 +6340,7 @@
           </w:tcPr>
           <w:p>
             <w:pPr>
-              <w:spacing w:before="0" w:after="0"/>
+              <w:spacing w:before="0" w:after="0" w:line="240" w:lineRule="auto"/>
               <w:jc w:val="center"/>
             </w:pPr>
             <w:r>
@@ -6371,7 +6371,7 @@
           </w:tcPr>
           <w:p>
             <w:pPr>
-              <w:spacing w:before="0" w:after="0"/>
+              <w:spacing w:before="0" w:after="0" w:line="240" w:lineRule="auto"/>
               <w:jc w:val="center"/>
             </w:pPr>
             <w:r>
@@ -6402,7 +6402,7 @@
           </w:tcPr>
           <w:p>
             <w:pPr>
-              <w:spacing w:before="0" w:after="0"/>
+              <w:spacing w:before="0" w:after="0" w:line="240" w:lineRule="auto"/>
               <w:jc w:val="center"/>
             </w:pPr>
             <w:r>
@@ -6438,7 +6438,7 @@
           </w:tcPr>
           <w:p>
             <w:pPr>
-              <w:spacing w:before="0" w:after="0"/>
+              <w:spacing w:before="0" w:after="0" w:line="240" w:lineRule="auto"/>
               <w:jc w:val="center"/>
             </w:pPr>
             <w:r>
@@ -6469,7 +6469,7 @@
           </w:tcPr>
           <w:p>
             <w:pPr>
-              <w:spacing w:before="0" w:after="0"/>
+              <w:spacing w:before="0" w:after="0" w:line="240" w:lineRule="auto"/>
               <w:jc w:val="center"/>
             </w:pPr>
             <w:r>
@@ -6500,7 +6500,7 @@
           </w:tcPr>
           <w:p>
             <w:pPr>
-              <w:spacing w:before="0" w:after="0"/>
+              <w:spacing w:before="0" w:after="0" w:line="240" w:lineRule="auto"/>
               <w:jc w:val="center"/>
             </w:pPr>
             <w:r>
@@ -6531,7 +6531,7 @@
           </w:tcPr>
           <w:p>
             <w:pPr>
-              <w:spacing w:before="0" w:after="0"/>
+              <w:spacing w:before="0" w:after="0" w:line="240" w:lineRule="auto"/>
               <w:jc w:val="center"/>
             </w:pPr>
             <w:r>
@@ -6562,7 +6562,7 @@
           </w:tcPr>
           <w:p>
             <w:pPr>
-              <w:spacing w:before="0" w:after="0"/>
+              <w:spacing w:before="0" w:after="0" w:line="240" w:lineRule="auto"/>
               <w:jc w:val="center"/>
             </w:pPr>
             <w:r>
@@ -6593,7 +6593,7 @@
           </w:tcPr>
           <w:p>
             <w:pPr>
-              <w:spacing w:before="0" w:after="0"/>
+              <w:spacing w:before="0" w:after="0" w:line="240" w:lineRule="auto"/>
               <w:jc w:val="center"/>
             </w:pPr>
             <w:r>
@@ -6624,7 +6624,7 @@
           </w:tcPr>
           <w:p>
             <w:pPr>
-              <w:spacing w:before="0" w:after="0"/>
+              <w:spacing w:before="0" w:after="0" w:line="240" w:lineRule="auto"/>
               <w:jc w:val="center"/>
             </w:pPr>
             <w:r>
@@ -6655,7 +6655,7 @@
           </w:tcPr>
           <w:p>
             <w:pPr>
-              <w:spacing w:before="0" w:after="0"/>
+              <w:spacing w:before="0" w:after="0" w:line="240" w:lineRule="auto"/>
               <w:jc w:val="center"/>
             </w:pPr>
             <w:r>
@@ -6686,7 +6686,7 @@
           </w:tcPr>
           <w:p>
             <w:pPr>
-              <w:spacing w:before="0" w:after="0"/>
+              <w:spacing w:before="0" w:after="0" w:line="240" w:lineRule="auto"/>
               <w:jc w:val="center"/>
             </w:pPr>
             <w:r>
@@ -6722,7 +6722,7 @@
           </w:tcPr>
           <w:p>
             <w:pPr>
-              <w:spacing w:before="0" w:after="0"/>
+              <w:spacing w:before="0" w:after="0" w:line="240" w:lineRule="auto"/>
               <w:jc w:val="center"/>
             </w:pPr>
             <w:r>
@@ -6753,7 +6753,7 @@
           </w:tcPr>
           <w:p>
             <w:pPr>
-              <w:spacing w:before="0" w:after="0"/>
+              <w:spacing w:before="0" w:after="0" w:line="240" w:lineRule="auto"/>
               <w:jc w:val="center"/>
             </w:pPr>
             <w:r>
@@ -6784,7 +6784,7 @@
           </w:tcPr>
           <w:p>
             <w:pPr>
-              <w:spacing w:before="0" w:after="0"/>
+              <w:spacing w:before="0" w:after="0" w:line="240" w:lineRule="auto"/>
               <w:jc w:val="center"/>
             </w:pPr>
             <w:r>
@@ -6815,7 +6815,7 @@
           </w:tcPr>
           <w:p>
             <w:pPr>
-              <w:spacing w:before="0" w:after="0"/>
+              <w:spacing w:before="0" w:after="0" w:line="240" w:lineRule="auto"/>
               <w:jc w:val="center"/>
             </w:pPr>
             <w:r>
@@ -6846,7 +6846,7 @@
           </w:tcPr>
           <w:p>
             <w:pPr>
-              <w:spacing w:before="0" w:after="0"/>
+              <w:spacing w:before="0" w:after="0" w:line="240" w:lineRule="auto"/>
               <w:jc w:val="center"/>
             </w:pPr>
             <w:r>
@@ -6877,7 +6877,7 @@
           </w:tcPr>
           <w:p>
             <w:pPr>
-              <w:spacing w:before="0" w:after="0"/>
+              <w:spacing w:before="0" w:after="0" w:line="240" w:lineRule="auto"/>
               <w:jc w:val="center"/>
             </w:pPr>
             <w:r>
@@ -6908,7 +6908,7 @@
           </w:tcPr>
           <w:p>
             <w:pPr>
-              <w:spacing w:before="0" w:after="0"/>
+              <w:spacing w:before="0" w:after="0" w:line="240" w:lineRule="auto"/>
               <w:jc w:val="center"/>
             </w:pPr>
             <w:r>
@@ -6939,7 +6939,7 @@
           </w:tcPr>
           <w:p>
             <w:pPr>
-              <w:spacing w:before="0" w:after="0"/>
+              <w:spacing w:before="0" w:after="0" w:line="240" w:lineRule="auto"/>
               <w:jc w:val="center"/>
             </w:pPr>
             <w:r>
@@ -6970,7 +6970,7 @@
           </w:tcPr>
           <w:p>
             <w:pPr>
-              <w:spacing w:before="0" w:after="0"/>
+              <w:spacing w:before="0" w:after="0" w:line="240" w:lineRule="auto"/>
               <w:jc w:val="center"/>
             </w:pPr>
             <w:r>
@@ -7006,7 +7006,7 @@
           </w:tcPr>
           <w:p>
             <w:pPr>
-              <w:spacing w:before="0" w:after="0"/>
+              <w:spacing w:before="0" w:after="0" w:line="240" w:lineRule="auto"/>
               <w:jc w:val="center"/>
             </w:pPr>
             <w:r>
@@ -7037,7 +7037,7 @@
           </w:tcPr>
           <w:p>
             <w:pPr>
-              <w:spacing w:before="0" w:after="0"/>
+              <w:spacing w:before="0" w:after="0" w:line="240" w:lineRule="auto"/>
               <w:jc w:val="center"/>
             </w:pPr>
             <w:r>
@@ -7068,7 +7068,7 @@
           </w:tcPr>
           <w:p>
             <w:pPr>
-              <w:spacing w:before="0" w:after="0"/>
+              <w:spacing w:before="0" w:after="0" w:line="240" w:lineRule="auto"/>
               <w:jc w:val="center"/>
             </w:pPr>
             <w:r>
@@ -7099,7 +7099,7 @@
           </w:tcPr>
           <w:p>
             <w:pPr>
-              <w:spacing w:before="0" w:after="0"/>
+              <w:spacing w:before="0" w:after="0" w:line="240" w:lineRule="auto"/>
               <w:jc w:val="center"/>
             </w:pPr>
             <w:r>
@@ -7130,7 +7130,7 @@
           </w:tcPr>
           <w:p>
             <w:pPr>
-              <w:spacing w:before="0" w:after="0"/>
+              <w:spacing w:before="0" w:after="0" w:line="240" w:lineRule="auto"/>
               <w:jc w:val="center"/>
             </w:pPr>
             <w:r>
@@ -7161,7 +7161,7 @@
           </w:tcPr>
           <w:p>
             <w:pPr>
-              <w:spacing w:before="0" w:after="0"/>
+              <w:spacing w:before="0" w:after="0" w:line="240" w:lineRule="auto"/>
               <w:jc w:val="center"/>
             </w:pPr>
             <w:r>
@@ -7192,7 +7192,7 @@
           </w:tcPr>
           <w:p>
             <w:pPr>
-              <w:spacing w:before="0" w:after="0"/>
+              <w:spacing w:before="0" w:after="0" w:line="240" w:lineRule="auto"/>
               <w:jc w:val="center"/>
             </w:pPr>
             <w:r>
@@ -7223,7 +7223,7 @@
           </w:tcPr>
           <w:p>
             <w:pPr>
-              <w:spacing w:before="0" w:after="0"/>
+              <w:spacing w:before="0" w:after="0" w:line="240" w:lineRule="auto"/>
               <w:jc w:val="center"/>
             </w:pPr>
             <w:r>
@@ -7254,7 +7254,7 @@
           </w:tcPr>
           <w:p>
             <w:pPr>
-              <w:spacing w:before="0" w:after="0"/>
+              <w:spacing w:before="0" w:after="0" w:line="240" w:lineRule="auto"/>
               <w:jc w:val="center"/>
             </w:pPr>
             <w:r>
@@ -7275,7 +7275,7 @@
     <w:p>
       <w:pPr>
         <w:pStyle w:val="Endure-ChapterBodyText"/>
-        <w:spacing w:before="100" w:after="100"/>
+        <w:spacing w:before="100" w:after="100" w:line="240" w:lineRule="auto"/>
       </w:pPr>
       <w:r>
         <w:rPr>
@@ -7321,7 +7321,7 @@
           </w:tcPr>
           <w:p>
             <w:pPr>
-              <w:spacing w:before="0" w:after="0"/>
+              <w:spacing w:before="0" w:after="0" w:line="240" w:lineRule="auto"/>
               <w:jc w:val="center"/>
             </w:pPr>
             <w:r>
@@ -7354,7 +7354,7 @@
           </w:tcPr>
           <w:p>
             <w:pPr>
-              <w:spacing w:before="0" w:after="0"/>
+              <w:spacing w:before="0" w:after="0" w:line="240" w:lineRule="auto"/>
               <w:jc w:val="center"/>
             </w:pPr>
             <w:r>
@@ -7387,7 +7387,7 @@
           </w:tcPr>
           <w:p>
             <w:pPr>
-              <w:spacing w:before="0" w:after="0"/>
+              <w:spacing w:before="0" w:after="0" w:line="240" w:lineRule="auto"/>
               <w:jc w:val="center"/>
             </w:pPr>
             <w:r>
@@ -7425,7 +7425,7 @@
           </w:tcPr>
           <w:p>
             <w:pPr>
-              <w:spacing w:before="0" w:after="0"/>
+              <w:spacing w:before="0" w:after="0" w:line="240" w:lineRule="auto"/>
               <w:jc w:val="center"/>
             </w:pPr>
             <w:r>
@@ -7456,7 +7456,7 @@
           </w:tcPr>
           <w:p>
             <w:pPr>
-              <w:spacing w:before="0" w:after="0"/>
+              <w:spacing w:before="0" w:after="0" w:line="240" w:lineRule="auto"/>
               <w:jc w:val="center"/>
             </w:pPr>
             <w:r>
@@ -7487,7 +7487,7 @@
           </w:tcPr>
           <w:p>
             <w:pPr>
-              <w:spacing w:before="0" w:after="0"/>
+              <w:spacing w:before="0" w:after="0" w:line="240" w:lineRule="auto"/>
               <w:jc w:val="center"/>
             </w:pPr>
             <w:r>
@@ -7523,7 +7523,7 @@
           </w:tcPr>
           <w:p>
             <w:pPr>
-              <w:spacing w:before="0" w:after="0"/>
+              <w:spacing w:before="0" w:after="0" w:line="240" w:lineRule="auto"/>
               <w:jc w:val="center"/>
             </w:pPr>
             <w:r>
@@ -7554,7 +7554,7 @@
           </w:tcPr>
           <w:p>
             <w:pPr>
-              <w:spacing w:before="0" w:after="0"/>
+              <w:spacing w:before="0" w:after="0" w:line="240" w:lineRule="auto"/>
               <w:jc w:val="center"/>
             </w:pPr>
             <w:r>
@@ -7585,7 +7585,7 @@
           </w:tcPr>
           <w:p>
             <w:pPr>
-              <w:spacing w:before="0" w:after="0"/>
+              <w:spacing w:before="0" w:after="0" w:line="240" w:lineRule="auto"/>
               <w:jc w:val="center"/>
             </w:pPr>
             <w:r>
@@ -7621,7 +7621,7 @@
           </w:tcPr>
           <w:p>
             <w:pPr>
-              <w:spacing w:before="0" w:after="0"/>
+              <w:spacing w:before="0" w:after="0" w:line="240" w:lineRule="auto"/>
               <w:jc w:val="center"/>
             </w:pPr>
             <w:r>
@@ -7652,7 +7652,7 @@
           </w:tcPr>
           <w:p>
             <w:pPr>
-              <w:spacing w:before="0" w:after="0"/>
+              <w:spacing w:before="0" w:after="0" w:line="240" w:lineRule="auto"/>
               <w:jc w:val="center"/>
             </w:pPr>
             <w:r>
@@ -7683,7 +7683,7 @@
           </w:tcPr>
           <w:p>
             <w:pPr>
-              <w:spacing w:before="0" w:after="0"/>
+              <w:spacing w:before="0" w:after="0" w:line="240" w:lineRule="auto"/>
               <w:jc w:val="center"/>
             </w:pPr>
             <w:r>
@@ -7719,7 +7719,7 @@
           </w:tcPr>
           <w:p>
             <w:pPr>
-              <w:spacing w:before="0" w:after="0"/>
+              <w:spacing w:before="0" w:after="0" w:line="240" w:lineRule="auto"/>
               <w:jc w:val="both"/>
             </w:pPr>
             <w:r>
@@ -7750,7 +7750,7 @@
           </w:tcPr>
           <w:p>
             <w:pPr>
-              <w:spacing w:before="0" w:after="0"/>
+              <w:spacing w:before="0" w:after="0" w:line="240" w:lineRule="auto"/>
               <w:jc w:val="center"/>
             </w:pPr>
             <w:r>
@@ -7781,7 +7781,7 @@
           </w:tcPr>
           <w:p>
             <w:pPr>
-              <w:spacing w:before="0" w:after="0"/>
+              <w:spacing w:before="0" w:after="0" w:line="240" w:lineRule="auto"/>
               <w:jc w:val="center"/>
             </w:pPr>
             <w:r>
@@ -7817,7 +7817,7 @@
           </w:tcPr>
           <w:p>
             <w:pPr>
-              <w:spacing w:before="0" w:after="0"/>
+              <w:spacing w:before="0" w:after="0" w:line="240" w:lineRule="auto"/>
               <w:jc w:val="both"/>
             </w:pPr>
             <w:r>
@@ -7848,7 +7848,7 @@
           </w:tcPr>
           <w:p>
             <w:pPr>
-              <w:spacing w:before="0" w:after="0"/>
+              <w:spacing w:before="0" w:after="0" w:line="240" w:lineRule="auto"/>
               <w:jc w:val="center"/>
             </w:pPr>
             <w:r>
@@ -7879,7 +7879,7 @@
           </w:tcPr>
           <w:p>
             <w:pPr>
-              <w:spacing w:before="0" w:after="0"/>
+              <w:spacing w:before="0" w:after="0" w:line="240" w:lineRule="auto"/>
               <w:jc w:val="center"/>
             </w:pPr>
             <w:r>
@@ -7915,7 +7915,7 @@
           </w:tcPr>
           <w:p>
             <w:pPr>
-              <w:spacing w:before="0" w:after="0"/>
+              <w:spacing w:before="0" w:after="0" w:line="240" w:lineRule="auto"/>
               <w:jc w:val="both"/>
             </w:pPr>
             <w:r>
@@ -7946,7 +7946,7 @@
           </w:tcPr>
           <w:p>
             <w:pPr>
-              <w:spacing w:before="0" w:after="0"/>
+              <w:spacing w:before="0" w:after="0" w:line="240" w:lineRule="auto"/>
               <w:jc w:val="center"/>
             </w:pPr>
             <w:r>
@@ -7977,7 +7977,7 @@
           </w:tcPr>
           <w:p>
             <w:pPr>
-              <w:spacing w:before="0" w:after="0"/>
+              <w:spacing w:before="0" w:after="0" w:line="240" w:lineRule="auto"/>
               <w:jc w:val="center"/>
             </w:pPr>
             <w:r>
@@ -8013,7 +8013,7 @@
           </w:tcPr>
           <w:p>
             <w:pPr>
-              <w:spacing w:before="0" w:after="0"/>
+              <w:spacing w:before="0" w:after="0" w:line="240" w:lineRule="auto"/>
               <w:jc w:val="center"/>
             </w:pPr>
             <w:r>
@@ -8044,7 +8044,7 @@
           </w:tcPr>
           <w:p>
             <w:pPr>
-              <w:spacing w:before="0" w:after="0"/>
+              <w:spacing w:before="0" w:after="0" w:line="240" w:lineRule="auto"/>
               <w:jc w:val="center"/>
             </w:pPr>
             <w:r>
@@ -8075,7 +8075,7 @@
           </w:tcPr>
           <w:p>
             <w:pPr>
-              <w:spacing w:before="0" w:after="0"/>
+              <w:spacing w:before="0" w:after="0" w:line="240" w:lineRule="auto"/>
               <w:jc w:val="center"/>
             </w:pPr>
             <w:r>
@@ -8111,7 +8111,7 @@
           </w:tcPr>
           <w:p>
             <w:pPr>
-              <w:spacing w:before="0" w:after="0"/>
+              <w:spacing w:before="0" w:after="0" w:line="240" w:lineRule="auto"/>
               <w:jc w:val="center"/>
             </w:pPr>
             <w:r>
@@ -8142,7 +8142,7 @@
           </w:tcPr>
           <w:p>
             <w:pPr>
-              <w:spacing w:before="0" w:after="0"/>
+              <w:spacing w:before="0" w:after="0" w:line="240" w:lineRule="auto"/>
               <w:jc w:val="center"/>
             </w:pPr>
             <w:r>
@@ -8173,7 +8173,7 @@
           </w:tcPr>
           <w:p>
             <w:pPr>
-              <w:spacing w:before="0" w:after="0"/>
+              <w:spacing w:before="0" w:after="0" w:line="240" w:lineRule="auto"/>
               <w:jc w:val="center"/>
             </w:pPr>
             <w:r>
@@ -8209,7 +8209,7 @@
           </w:tcPr>
           <w:p>
             <w:pPr>
-              <w:spacing w:before="0" w:after="0"/>
+              <w:spacing w:before="0" w:after="0" w:line="240" w:lineRule="auto"/>
               <w:jc w:val="both"/>
             </w:pPr>
             <w:r>
@@ -8240,7 +8240,7 @@
           </w:tcPr>
           <w:p>
             <w:pPr>
-              <w:spacing w:before="0" w:after="0"/>
+              <w:spacing w:before="0" w:after="0" w:line="240" w:lineRule="auto"/>
               <w:jc w:val="center"/>
             </w:pPr>
             <w:r>
@@ -8271,7 +8271,7 @@
           </w:tcPr>
           <w:p>
             <w:pPr>
-              <w:spacing w:before="0" w:after="0"/>
+              <w:spacing w:before="0" w:after="0" w:line="240" w:lineRule="auto"/>
               <w:jc w:val="center"/>
             </w:pPr>
             <w:r>
@@ -8307,7 +8307,7 @@
           </w:tcPr>
           <w:p>
             <w:pPr>
-              <w:spacing w:before="0" w:after="0"/>
+              <w:spacing w:before="0" w:after="0" w:line="240" w:lineRule="auto"/>
               <w:jc w:val="both"/>
             </w:pPr>
             <w:r>
@@ -8338,7 +8338,7 @@
           </w:tcPr>
           <w:p>
             <w:pPr>
-              <w:spacing w:before="0" w:after="0"/>
+              <w:spacing w:before="0" w:after="0" w:line="240" w:lineRule="auto"/>
               <w:jc w:val="center"/>
             </w:pPr>
             <w:r>
@@ -8369,7 +8369,7 @@
           </w:tcPr>
           <w:p>
             <w:pPr>
-              <w:spacing w:before="0" w:after="0"/>
+              <w:spacing w:before="0" w:after="0" w:line="240" w:lineRule="auto"/>
               <w:jc w:val="center"/>
             </w:pPr>
             <w:r>
@@ -8390,7 +8390,7 @@
     <w:p>
       <w:pPr>
         <w:pStyle w:val="Endure-ChapterBodyText"/>
-        <w:spacing w:before="100" w:after="100"/>
+        <w:spacing w:before="100" w:after="100" w:line="240" w:lineRule="auto"/>
       </w:pPr>
       <w:r>
         <w:rPr>
@@ -8679,20 +8679,20 @@
       <w:pPr>
         <w:pStyle w:val="Endure-Subhead"/>
         <w:keepNext/>
-        <w:spacing w:before="240" w:after="60"/>
+        <w:spacing w:before="240" w:after="60" w:line="240" w:lineRule="auto"/>
         <w:outlineLvl w:val="1"/>
       </w:pPr>
       <w:r>
         <w:rPr>
           <w:sz w:val="24"/>
         </w:rPr>
-        <w:t>14.3 Modelo 1 — Qwen3.5 35B-A3B (Máxima Calidad)</w:t>
+        <w:t>16.3 Modelo 1 — Qwen3.5 35B-A3B (Máxima Calidad)</w:t>
       </w:r>
     </w:p>
     <w:p>
       <w:pPr>
         <w:pStyle w:val="Endure-FirstParagraphBodyText"/>
-        <w:spacing w:before="100" w:after="100"/>
+        <w:spacing w:before="100" w:after="100" w:line="240" w:lineRule="auto"/>
       </w:pPr>
       <w:r>
         <w:rPr>
@@ -8704,7 +8704,7 @@
     <w:p>
       <w:pPr>
         <w:pStyle w:val="Endure-ChapterBodyText"/>
-        <w:spacing w:before="100" w:after="100"/>
+        <w:spacing w:before="100" w:after="100" w:line="240" w:lineRule="auto"/>
       </w:pPr>
       <w:r>
         <w:rPr>
@@ -8749,7 +8749,7 @@
           </w:tcPr>
           <w:p>
             <w:pPr>
-              <w:spacing w:before="0" w:after="0"/>
+              <w:spacing w:before="0" w:after="0" w:line="240" w:lineRule="auto"/>
               <w:jc w:val="center"/>
             </w:pPr>
             <w:r>
@@ -8782,7 +8782,7 @@
           </w:tcPr>
           <w:p>
             <w:pPr>
-              <w:spacing w:before="0" w:after="0"/>
+              <w:spacing w:before="0" w:after="0" w:line="240" w:lineRule="auto"/>
               <w:jc w:val="center"/>
             </w:pPr>
             <w:r>
@@ -8820,7 +8820,7 @@
           </w:tcPr>
           <w:p>
             <w:pPr>
-              <w:spacing w:before="0" w:after="0"/>
+              <w:spacing w:before="0" w:after="0" w:line="240" w:lineRule="auto"/>
               <w:jc w:val="center"/>
             </w:pPr>
             <w:r>
@@ -8851,7 +8851,7 @@
           </w:tcPr>
           <w:p>
             <w:pPr>
-              <w:spacing w:before="0" w:after="0"/>
+              <w:spacing w:before="0" w:after="0" w:line="240" w:lineRule="auto"/>
               <w:jc w:val="both"/>
             </w:pPr>
             <w:r>
@@ -8887,7 +8887,7 @@
           </w:tcPr>
           <w:p>
             <w:pPr>
-              <w:spacing w:before="0" w:after="0"/>
+              <w:spacing w:before="0" w:after="0" w:line="240" w:lineRule="auto"/>
               <w:jc w:val="center"/>
             </w:pPr>
             <w:r>
@@ -8918,7 +8918,7 @@
           </w:tcPr>
           <w:p>
             <w:pPr>
-              <w:spacing w:before="0" w:after="0"/>
+              <w:spacing w:before="0" w:after="0" w:line="240" w:lineRule="auto"/>
               <w:jc w:val="center"/>
             </w:pPr>
             <w:r>
@@ -8954,7 +8954,7 @@
           </w:tcPr>
           <w:p>
             <w:pPr>
-              <w:spacing w:before="0" w:after="0"/>
+              <w:spacing w:before="0" w:after="0" w:line="240" w:lineRule="auto"/>
               <w:jc w:val="center"/>
             </w:pPr>
             <w:r>
@@ -8985,7 +8985,7 @@
           </w:tcPr>
           <w:p>
             <w:pPr>
-              <w:spacing w:before="0" w:after="0"/>
+              <w:spacing w:before="0" w:after="0" w:line="240" w:lineRule="auto"/>
               <w:jc w:val="center"/>
             </w:pPr>
             <w:r>
@@ -9021,7 +9021,7 @@
           </w:tcPr>
           <w:p>
             <w:pPr>
-              <w:spacing w:before="0" w:after="0"/>
+              <w:spacing w:before="0" w:after="0" w:line="240" w:lineRule="auto"/>
               <w:jc w:val="center"/>
             </w:pPr>
             <w:r>
@@ -9052,7 +9052,7 @@
           </w:tcPr>
           <w:p>
             <w:pPr>
-              <w:spacing w:before="0" w:after="0"/>
+              <w:spacing w:before="0" w:after="0" w:line="240" w:lineRule="auto"/>
               <w:jc w:val="center"/>
             </w:pPr>
             <w:r>
@@ -9088,7 +9088,7 @@
           </w:tcPr>
           <w:p>
             <w:pPr>
-              <w:spacing w:before="0" w:after="0"/>
+              <w:spacing w:before="0" w:after="0" w:line="240" w:lineRule="auto"/>
               <w:jc w:val="center"/>
             </w:pPr>
             <w:r>
@@ -9119,7 +9119,7 @@
           </w:tcPr>
           <w:p>
             <w:pPr>
-              <w:spacing w:before="0" w:after="0"/>
+              <w:spacing w:before="0" w:after="0" w:line="240" w:lineRule="auto"/>
               <w:jc w:val="center"/>
             </w:pPr>
             <w:r>
@@ -9155,7 +9155,7 @@
           </w:tcPr>
           <w:p>
             <w:pPr>
-              <w:spacing w:before="0" w:after="0"/>
+              <w:spacing w:before="0" w:after="0" w:line="240" w:lineRule="auto"/>
               <w:jc w:val="center"/>
             </w:pPr>
             <w:r>
@@ -9186,7 +9186,7 @@
           </w:tcPr>
           <w:p>
             <w:pPr>
-              <w:spacing w:before="0" w:after="0"/>
+              <w:spacing w:before="0" w:after="0" w:line="240" w:lineRule="auto"/>
               <w:jc w:val="center"/>
             </w:pPr>
             <w:r>
@@ -9222,7 +9222,7 @@
           </w:tcPr>
           <w:p>
             <w:pPr>
-              <w:spacing w:before="0" w:after="0"/>
+              <w:spacing w:before="0" w:after="0" w:line="240" w:lineRule="auto"/>
               <w:jc w:val="center"/>
             </w:pPr>
             <w:r>
@@ -9253,7 +9253,7 @@
           </w:tcPr>
           <w:p>
             <w:pPr>
-              <w:spacing w:before="0" w:after="0"/>
+              <w:spacing w:before="0" w:after="0" w:line="240" w:lineRule="auto"/>
               <w:jc w:val="center"/>
             </w:pPr>
             <w:r>
@@ -9289,7 +9289,7 @@
           </w:tcPr>
           <w:p>
             <w:pPr>
-              <w:spacing w:before="0" w:after="0"/>
+              <w:spacing w:before="0" w:after="0" w:line="240" w:lineRule="auto"/>
               <w:jc w:val="center"/>
             </w:pPr>
             <w:r>
@@ -9320,7 +9320,7 @@
           </w:tcPr>
           <w:p>
             <w:pPr>
-              <w:spacing w:before="0" w:after="0"/>
+              <w:spacing w:before="0" w:after="0" w:line="240" w:lineRule="auto"/>
               <w:jc w:val="center"/>
             </w:pPr>
             <w:r>
@@ -9356,7 +9356,7 @@
           </w:tcPr>
           <w:p>
             <w:pPr>
-              <w:spacing w:before="0" w:after="0"/>
+              <w:spacing w:before="0" w:after="0" w:line="240" w:lineRule="auto"/>
               <w:jc w:val="center"/>
             </w:pPr>
             <w:r>
@@ -9387,7 +9387,7 @@
           </w:tcPr>
           <w:p>
             <w:pPr>
-              <w:spacing w:before="0" w:after="0"/>
+              <w:spacing w:before="0" w:after="0" w:line="240" w:lineRule="auto"/>
               <w:jc w:val="center"/>
             </w:pPr>
             <w:r>
@@ -9408,7 +9408,7 @@
     <w:p>
       <w:pPr>
         <w:pStyle w:val="Endure-ChapterBodyText"/>
-        <w:spacing w:before="100" w:after="100"/>
+        <w:spacing w:before="100" w:after="100" w:line="240" w:lineRule="auto"/>
       </w:pPr>
       <w:r>
         <w:rPr>
@@ -11010,7 +11010,7 @@
       <w:pPr>
         <w:pStyle w:val="Endure-Subhead"/>
         <w:keepNext/>
-        <w:spacing w:before="160" w:after="60"/>
+        <w:spacing w:before="160" w:after="60" w:line="240" w:lineRule="auto"/>
         <w:outlineLvl w:val="2"/>
       </w:pPr>
       <w:r>
@@ -11023,7 +11023,7 @@
     <w:p>
       <w:pPr>
         <w:pStyle w:val="Endure-FirstParagraphBodyText"/>
-        <w:spacing w:before="100" w:after="100"/>
+        <w:spacing w:before="100" w:after="100" w:line="240" w:lineRule="auto"/>
       </w:pPr>
       <w:r>
         <w:rPr>
@@ -11114,7 +11114,7 @@
     <w:p>
       <w:pPr>
         <w:pStyle w:val="Endure-ChapterBodyText"/>
-        <w:spacing w:before="100" w:after="100"/>
+        <w:spacing w:before="100" w:after="100" w:line="240" w:lineRule="auto"/>
       </w:pPr>
       <w:r>
         <w:rPr>
@@ -11133,7 +11133,7 @@
     <w:p>
       <w:pPr>
         <w:pStyle w:val="Endure-ChapterBodyText"/>
-        <w:spacing w:before="100" w:after="100"/>
+        <w:spacing w:before="100" w:after="100" w:line="240" w:lineRule="auto"/>
       </w:pPr>
       <w:r>
         <w:rPr>
@@ -11617,7 +11617,7 @@
     <w:p>
       <w:pPr>
         <w:pStyle w:val="Endure-ChapterBodyText"/>
-        <w:spacing w:before="100" w:after="100"/>
+        <w:spacing w:before="100" w:after="100" w:line="240" w:lineRule="auto"/>
       </w:pPr>
       <w:r>
         <w:rPr>
@@ -12222,20 +12222,20 @@
       <w:pPr>
         <w:pStyle w:val="Endure-Subhead"/>
         <w:keepNext/>
-        <w:spacing w:before="240" w:after="60"/>
+        <w:spacing w:before="240" w:after="60" w:line="240" w:lineRule="auto"/>
         <w:outlineLvl w:val="1"/>
       </w:pPr>
       <w:r>
         <w:rPr>
           <w:sz w:val="24"/>
         </w:rPr>
-        <w:t>14.4 Modelo 2 — Nemotron 3 Nano Omni (Multimodal: Texto + Imagen + Audio + Video)</w:t>
+        <w:t>16.4 Modelo 2 — Nemotron 3 Nano Omni (Multimodal: Texto + Imagen + Audio + Video)</w:t>
       </w:r>
     </w:p>
     <w:p>
       <w:pPr>
         <w:pStyle w:val="Endure-FirstParagraphBodyText"/>
-        <w:spacing w:before="100" w:after="100"/>
+        <w:spacing w:before="100" w:after="100" w:line="240" w:lineRule="auto"/>
       </w:pPr>
       <w:r>
         <w:rPr>
@@ -12247,7 +12247,7 @@
     <w:p>
       <w:pPr>
         <w:pStyle w:val="Endure-ChapterBodyText"/>
-        <w:spacing w:before="100" w:after="100"/>
+        <w:spacing w:before="100" w:after="100" w:line="240" w:lineRule="auto"/>
       </w:pPr>
       <w:r>
         <w:rPr>
@@ -12292,7 +12292,7 @@
           </w:tcPr>
           <w:p>
             <w:pPr>
-              <w:spacing w:before="0" w:after="0"/>
+              <w:spacing w:before="0" w:after="0" w:line="240" w:lineRule="auto"/>
               <w:jc w:val="center"/>
             </w:pPr>
             <w:r>
@@ -12325,7 +12325,7 @@
           </w:tcPr>
           <w:p>
             <w:pPr>
-              <w:spacing w:before="0" w:after="0"/>
+              <w:spacing w:before="0" w:after="0" w:line="240" w:lineRule="auto"/>
               <w:jc w:val="center"/>
             </w:pPr>
             <w:r>
@@ -12363,7 +12363,7 @@
           </w:tcPr>
           <w:p>
             <w:pPr>
-              <w:spacing w:before="0" w:after="0"/>
+              <w:spacing w:before="0" w:after="0" w:line="240" w:lineRule="auto"/>
               <w:jc w:val="center"/>
             </w:pPr>
             <w:r>
@@ -12394,7 +12394,7 @@
           </w:tcPr>
           <w:p>
             <w:pPr>
-              <w:spacing w:before="0" w:after="0"/>
+              <w:spacing w:before="0" w:after="0" w:line="240" w:lineRule="auto"/>
               <w:jc w:val="center"/>
             </w:pPr>
             <w:r>
@@ -12430,7 +12430,7 @@
           </w:tcPr>
           <w:p>
             <w:pPr>
-              <w:spacing w:before="0" w:after="0"/>
+              <w:spacing w:before="0" w:after="0" w:line="240" w:lineRule="auto"/>
               <w:jc w:val="center"/>
             </w:pPr>
             <w:r>
@@ -12461,7 +12461,7 @@
           </w:tcPr>
           <w:p>
             <w:pPr>
-              <w:spacing w:before="0" w:after="0"/>
+              <w:spacing w:before="0" w:after="0" w:line="240" w:lineRule="auto"/>
               <w:jc w:val="center"/>
             </w:pPr>
             <w:r>
@@ -12497,7 +12497,7 @@
           </w:tcPr>
           <w:p>
             <w:pPr>
-              <w:spacing w:before="0" w:after="0"/>
+              <w:spacing w:before="0" w:after="0" w:line="240" w:lineRule="auto"/>
               <w:jc w:val="center"/>
             </w:pPr>
             <w:r>
@@ -12528,7 +12528,7 @@
           </w:tcPr>
           <w:p>
             <w:pPr>
-              <w:spacing w:before="0" w:after="0"/>
+              <w:spacing w:before="0" w:after="0" w:line="240" w:lineRule="auto"/>
               <w:jc w:val="center"/>
             </w:pPr>
             <w:r>
@@ -12564,7 +12564,7 @@
           </w:tcPr>
           <w:p>
             <w:pPr>
-              <w:spacing w:before="0" w:after="0"/>
+              <w:spacing w:before="0" w:after="0" w:line="240" w:lineRule="auto"/>
               <w:jc w:val="center"/>
             </w:pPr>
             <w:r>
@@ -12595,7 +12595,7 @@
           </w:tcPr>
           <w:p>
             <w:pPr>
-              <w:spacing w:before="0" w:after="0"/>
+              <w:spacing w:before="0" w:after="0" w:line="240" w:lineRule="auto"/>
               <w:jc w:val="center"/>
             </w:pPr>
             <w:r>
@@ -12631,7 +12631,7 @@
           </w:tcPr>
           <w:p>
             <w:pPr>
-              <w:spacing w:before="0" w:after="0"/>
+              <w:spacing w:before="0" w:after="0" w:line="240" w:lineRule="auto"/>
               <w:jc w:val="center"/>
             </w:pPr>
             <w:r>
@@ -12662,7 +12662,7 @@
           </w:tcPr>
           <w:p>
             <w:pPr>
-              <w:spacing w:before="0" w:after="0"/>
+              <w:spacing w:before="0" w:after="0" w:line="240" w:lineRule="auto"/>
               <w:jc w:val="center"/>
             </w:pPr>
             <w:r>
@@ -12698,7 +12698,7 @@
           </w:tcPr>
           <w:p>
             <w:pPr>
-              <w:spacing w:before="0" w:after="0"/>
+              <w:spacing w:before="0" w:after="0" w:line="240" w:lineRule="auto"/>
               <w:jc w:val="center"/>
             </w:pPr>
             <w:r>
@@ -12729,7 +12729,7 @@
           </w:tcPr>
           <w:p>
             <w:pPr>
-              <w:spacing w:before="0" w:after="0"/>
+              <w:spacing w:before="0" w:after="0" w:line="240" w:lineRule="auto"/>
               <w:jc w:val="center"/>
             </w:pPr>
             <w:r>
@@ -12765,7 +12765,7 @@
           </w:tcPr>
           <w:p>
             <w:pPr>
-              <w:spacing w:before="0" w:after="0"/>
+              <w:spacing w:before="0" w:after="0" w:line="240" w:lineRule="auto"/>
               <w:jc w:val="center"/>
             </w:pPr>
             <w:r>
@@ -12796,7 +12796,7 @@
           </w:tcPr>
           <w:p>
             <w:pPr>
-              <w:spacing w:before="0" w:after="0"/>
+              <w:spacing w:before="0" w:after="0" w:line="240" w:lineRule="auto"/>
               <w:jc w:val="center"/>
             </w:pPr>
             <w:r>
@@ -12832,7 +12832,7 @@
           </w:tcPr>
           <w:p>
             <w:pPr>
-              <w:spacing w:before="0" w:after="0"/>
+              <w:spacing w:before="0" w:after="0" w:line="240" w:lineRule="auto"/>
               <w:jc w:val="center"/>
             </w:pPr>
             <w:r>
@@ -12863,7 +12863,7 @@
           </w:tcPr>
           <w:p>
             <w:pPr>
-              <w:spacing w:before="0" w:after="0"/>
+              <w:spacing w:before="0" w:after="0" w:line="240" w:lineRule="auto"/>
               <w:jc w:val="center"/>
             </w:pPr>
             <w:r>
@@ -12899,7 +12899,7 @@
           </w:tcPr>
           <w:p>
             <w:pPr>
-              <w:spacing w:before="0" w:after="0"/>
+              <w:spacing w:before="0" w:after="0" w:line="240" w:lineRule="auto"/>
               <w:jc w:val="center"/>
             </w:pPr>
             <w:r>
@@ -12930,7 +12930,7 @@
           </w:tcPr>
           <w:p>
             <w:pPr>
-              <w:spacing w:before="0" w:after="0"/>
+              <w:spacing w:before="0" w:after="0" w:line="240" w:lineRule="auto"/>
               <w:jc w:val="center"/>
             </w:pPr>
             <w:r>
@@ -12951,7 +12951,7 @@
     <w:p>
       <w:pPr>
         <w:pStyle w:val="Endure-ChapterBodyText"/>
-        <w:spacing w:before="100" w:after="100"/>
+        <w:spacing w:before="100" w:after="100" w:line="240" w:lineRule="auto"/>
       </w:pPr>
       <w:r>
         <w:rPr>
@@ -14283,20 +14283,20 @@
       <w:pPr>
         <w:pStyle w:val="Endure-Subhead"/>
         <w:keepNext/>
-        <w:spacing w:before="240" w:after="60"/>
+        <w:spacing w:before="240" w:after="60" w:line="240" w:lineRule="auto"/>
         <w:outlineLvl w:val="1"/>
       </w:pPr>
       <w:r>
         <w:rPr>
           <w:sz w:val="24"/>
         </w:rPr>
-        <w:t>14.5 Modelo 3 — Qwen3-VL-4B (Visión Eficiente, Solo 6GB RAM)</w:t>
+        <w:t>16.5 Modelo 3 — Qwen3-VL-4B (Visión Eficiente, Solo 6GB RAM)</w:t>
       </w:r>
     </w:p>
     <w:p>
       <w:pPr>
         <w:pStyle w:val="Endure-FirstParagraphBodyText"/>
-        <w:spacing w:before="100" w:after="100"/>
+        <w:spacing w:before="100" w:after="100" w:line="240" w:lineRule="auto"/>
       </w:pPr>
       <w:r>
         <w:rPr>
@@ -14308,7 +14308,7 @@
     <w:p>
       <w:pPr>
         <w:pStyle w:val="Endure-ChapterBodyText"/>
-        <w:spacing w:before="100" w:after="100"/>
+        <w:spacing w:before="100" w:after="100" w:line="240" w:lineRule="auto"/>
       </w:pPr>
       <w:r>
         <w:rPr>
@@ -14353,7 +14353,7 @@
           </w:tcPr>
           <w:p>
             <w:pPr>
-              <w:spacing w:before="0" w:after="0"/>
+              <w:spacing w:before="0" w:after="0" w:line="240" w:lineRule="auto"/>
               <w:jc w:val="center"/>
             </w:pPr>
             <w:r>
@@ -14386,7 +14386,7 @@
           </w:tcPr>
           <w:p>
             <w:pPr>
-              <w:spacing w:before="0" w:after="0"/>
+              <w:spacing w:before="0" w:after="0" w:line="240" w:lineRule="auto"/>
               <w:jc w:val="center"/>
             </w:pPr>
             <w:r>
@@ -14424,7 +14424,7 @@
           </w:tcPr>
           <w:p>
             <w:pPr>
-              <w:spacing w:before="0" w:after="0"/>
+              <w:spacing w:before="0" w:after="0" w:line="240" w:lineRule="auto"/>
               <w:jc w:val="center"/>
             </w:pPr>
             <w:r>
@@ -14455,7 +14455,7 @@
           </w:tcPr>
           <w:p>
             <w:pPr>
-              <w:spacing w:before="0" w:after="0"/>
+              <w:spacing w:before="0" w:after="0" w:line="240" w:lineRule="auto"/>
               <w:jc w:val="center"/>
             </w:pPr>
             <w:r>
@@ -14491,7 +14491,7 @@
           </w:tcPr>
           <w:p>
             <w:pPr>
-              <w:spacing w:before="0" w:after="0"/>
+              <w:spacing w:before="0" w:after="0" w:line="240" w:lineRule="auto"/>
               <w:jc w:val="center"/>
             </w:pPr>
             <w:r>
@@ -14522,7 +14522,7 @@
           </w:tcPr>
           <w:p>
             <w:pPr>
-              <w:spacing w:before="0" w:after="0"/>
+              <w:spacing w:before="0" w:after="0" w:line="240" w:lineRule="auto"/>
               <w:jc w:val="center"/>
             </w:pPr>
             <w:r>
@@ -14558,7 +14558,7 @@
           </w:tcPr>
           <w:p>
             <w:pPr>
-              <w:spacing w:before="0" w:after="0"/>
+              <w:spacing w:before="0" w:after="0" w:line="240" w:lineRule="auto"/>
               <w:jc w:val="center"/>
             </w:pPr>
             <w:r>
@@ -14589,7 +14589,7 @@
           </w:tcPr>
           <w:p>
             <w:pPr>
-              <w:spacing w:before="0" w:after="0"/>
+              <w:spacing w:before="0" w:after="0" w:line="240" w:lineRule="auto"/>
               <w:jc w:val="center"/>
             </w:pPr>
             <w:r>
@@ -14625,7 +14625,7 @@
           </w:tcPr>
           <w:p>
             <w:pPr>
-              <w:spacing w:before="0" w:after="0"/>
+              <w:spacing w:before="0" w:after="0" w:line="240" w:lineRule="auto"/>
               <w:jc w:val="center"/>
             </w:pPr>
             <w:r>
@@ -14656,7 +14656,7 @@
           </w:tcPr>
           <w:p>
             <w:pPr>
-              <w:spacing w:before="0" w:after="0"/>
+              <w:spacing w:before="0" w:after="0" w:line="240" w:lineRule="auto"/>
               <w:jc w:val="center"/>
             </w:pPr>
             <w:r>
@@ -14692,7 +14692,7 @@
           </w:tcPr>
           <w:p>
             <w:pPr>
-              <w:spacing w:before="0" w:after="0"/>
+              <w:spacing w:before="0" w:after="0" w:line="240" w:lineRule="auto"/>
               <w:jc w:val="center"/>
             </w:pPr>
             <w:r>
@@ -14723,7 +14723,7 @@
           </w:tcPr>
           <w:p>
             <w:pPr>
-              <w:spacing w:before="0" w:after="0"/>
+              <w:spacing w:before="0" w:after="0" w:line="240" w:lineRule="auto"/>
               <w:jc w:val="center"/>
             </w:pPr>
             <w:r>
@@ -14759,7 +14759,7 @@
           </w:tcPr>
           <w:p>
             <w:pPr>
-              <w:spacing w:before="0" w:after="0"/>
+              <w:spacing w:before="0" w:after="0" w:line="240" w:lineRule="auto"/>
               <w:jc w:val="center"/>
             </w:pPr>
             <w:r>
@@ -14790,7 +14790,7 @@
           </w:tcPr>
           <w:p>
             <w:pPr>
-              <w:spacing w:before="0" w:after="0"/>
+              <w:spacing w:before="0" w:after="0" w:line="240" w:lineRule="auto"/>
               <w:jc w:val="center"/>
             </w:pPr>
             <w:r>
@@ -14826,7 +14826,7 @@
           </w:tcPr>
           <w:p>
             <w:pPr>
-              <w:spacing w:before="0" w:after="0"/>
+              <w:spacing w:before="0" w:after="0" w:line="240" w:lineRule="auto"/>
               <w:jc w:val="center"/>
             </w:pPr>
             <w:r>
@@ -14857,7 +14857,7 @@
           </w:tcPr>
           <w:p>
             <w:pPr>
-              <w:spacing w:before="0" w:after="0"/>
+              <w:spacing w:before="0" w:after="0" w:line="240" w:lineRule="auto"/>
               <w:jc w:val="center"/>
             </w:pPr>
             <w:r>
@@ -14893,7 +14893,7 @@
           </w:tcPr>
           <w:p>
             <w:pPr>
-              <w:spacing w:before="0" w:after="0"/>
+              <w:spacing w:before="0" w:after="0" w:line="240" w:lineRule="auto"/>
               <w:jc w:val="center"/>
             </w:pPr>
             <w:r>
@@ -14924,7 +14924,7 @@
           </w:tcPr>
           <w:p>
             <w:pPr>
-              <w:spacing w:before="0" w:after="0"/>
+              <w:spacing w:before="0" w:after="0" w:line="240" w:lineRule="auto"/>
               <w:jc w:val="center"/>
             </w:pPr>
             <w:r>
@@ -14960,7 +14960,7 @@
           </w:tcPr>
           <w:p>
             <w:pPr>
-              <w:spacing w:before="0" w:after="0"/>
+              <w:spacing w:before="0" w:after="0" w:line="240" w:lineRule="auto"/>
               <w:jc w:val="center"/>
             </w:pPr>
             <w:r>
@@ -14991,7 +14991,7 @@
           </w:tcPr>
           <w:p>
             <w:pPr>
-              <w:spacing w:before="0" w:after="0"/>
+              <w:spacing w:before="0" w:after="0" w:line="240" w:lineRule="auto"/>
               <w:jc w:val="center"/>
             </w:pPr>
             <w:r>
@@ -15012,7 +15012,7 @@
     <w:p>
       <w:pPr>
         <w:pStyle w:val="Endure-ChapterBodyText"/>
-        <w:spacing w:before="100" w:after="100"/>
+        <w:spacing w:before="100" w:after="100" w:line="240" w:lineRule="auto"/>
       </w:pPr>
       <w:r>
         <w:rPr>
@@ -15830,20 +15830,20 @@
       <w:pPr>
         <w:pStyle w:val="Endure-Subhead"/>
         <w:keepNext/>
-        <w:spacing w:before="240" w:after="60"/>
+        <w:spacing w:before="240" w:after="60" w:line="240" w:lineRule="auto"/>
         <w:outlineLvl w:val="1"/>
       </w:pPr>
       <w:r>
         <w:rPr>
           <w:sz w:val="24"/>
         </w:rPr>
-        <w:t>14.6 Modelo 4 — Cosmos Reason 2 2B (Razonamiento Espacial, Mínima RAM)</w:t>
+        <w:t>16.6 Modelo 4 — Cosmos Reason 2 2B (Razonamiento Espacial, Mínima RAM)</w:t>
       </w:r>
     </w:p>
     <w:p>
       <w:pPr>
         <w:pStyle w:val="Endure-FirstParagraphBodyText"/>
-        <w:spacing w:before="100" w:after="100"/>
+        <w:spacing w:before="100" w:after="100" w:line="240" w:lineRule="auto"/>
       </w:pPr>
       <w:r>
         <w:rPr>
@@ -15855,7 +15855,7 @@
     <w:p>
       <w:pPr>
         <w:pStyle w:val="Endure-ChapterBodyText"/>
-        <w:spacing w:before="100" w:after="100"/>
+        <w:spacing w:before="100" w:after="100" w:line="240" w:lineRule="auto"/>
       </w:pPr>
       <w:r>
         <w:rPr>
@@ -15900,7 +15900,7 @@
           </w:tcPr>
           <w:p>
             <w:pPr>
-              <w:spacing w:before="0" w:after="0"/>
+              <w:spacing w:before="0" w:after="0" w:line="240" w:lineRule="auto"/>
               <w:jc w:val="center"/>
             </w:pPr>
             <w:r>
@@ -15933,7 +15933,7 @@
           </w:tcPr>
           <w:p>
             <w:pPr>
-              <w:spacing w:before="0" w:after="0"/>
+              <w:spacing w:before="0" w:after="0" w:line="240" w:lineRule="auto"/>
               <w:jc w:val="center"/>
             </w:pPr>
             <w:r>
@@ -15971,7 +15971,7 @@
           </w:tcPr>
           <w:p>
             <w:pPr>
-              <w:spacing w:before="0" w:after="0"/>
+              <w:spacing w:before="0" w:after="0" w:line="240" w:lineRule="auto"/>
               <w:jc w:val="center"/>
             </w:pPr>
             <w:r>
@@ -16002,7 +16002,7 @@
           </w:tcPr>
           <w:p>
             <w:pPr>
-              <w:spacing w:before="0" w:after="0"/>
+              <w:spacing w:before="0" w:after="0" w:line="240" w:lineRule="auto"/>
               <w:jc w:val="center"/>
             </w:pPr>
             <w:r>
@@ -16038,7 +16038,7 @@
           </w:tcPr>
           <w:p>
             <w:pPr>
-              <w:spacing w:before="0" w:after="0"/>
+              <w:spacing w:before="0" w:after="0" w:line="240" w:lineRule="auto"/>
               <w:jc w:val="center"/>
             </w:pPr>
             <w:r>
@@ -16069,7 +16069,7 @@
           </w:tcPr>
           <w:p>
             <w:pPr>
-              <w:spacing w:before="0" w:after="0"/>
+              <w:spacing w:before="0" w:after="0" w:line="240" w:lineRule="auto"/>
               <w:jc w:val="center"/>
             </w:pPr>
             <w:r>
@@ -16105,7 +16105,7 @@
           </w:tcPr>
           <w:p>
             <w:pPr>
-              <w:spacing w:before="0" w:after="0"/>
+              <w:spacing w:before="0" w:after="0" w:line="240" w:lineRule="auto"/>
               <w:jc w:val="center"/>
             </w:pPr>
             <w:r>
@@ -16136,7 +16136,7 @@
           </w:tcPr>
           <w:p>
             <w:pPr>
-              <w:spacing w:before="0" w:after="0"/>
+              <w:spacing w:before="0" w:after="0" w:line="240" w:lineRule="auto"/>
               <w:jc w:val="both"/>
             </w:pPr>
             <w:r>
@@ -16172,7 +16172,7 @@
           </w:tcPr>
           <w:p>
             <w:pPr>
-              <w:spacing w:before="0" w:after="0"/>
+              <w:spacing w:before="0" w:after="0" w:line="240" w:lineRule="auto"/>
               <w:jc w:val="center"/>
             </w:pPr>
             <w:r>
@@ -16203,7 +16203,7 @@
           </w:tcPr>
           <w:p>
             <w:pPr>
-              <w:spacing w:before="0" w:after="0"/>
+              <w:spacing w:before="0" w:after="0" w:line="240" w:lineRule="auto"/>
               <w:jc w:val="center"/>
             </w:pPr>
             <w:r>
@@ -16239,7 +16239,7 @@
           </w:tcPr>
           <w:p>
             <w:pPr>
-              <w:spacing w:before="0" w:after="0"/>
+              <w:spacing w:before="0" w:after="0" w:line="240" w:lineRule="auto"/>
               <w:jc w:val="center"/>
             </w:pPr>
             <w:r>
@@ -16270,7 +16270,7 @@
           </w:tcPr>
           <w:p>
             <w:pPr>
-              <w:spacing w:before="0" w:after="0"/>
+              <w:spacing w:before="0" w:after="0" w:line="240" w:lineRule="auto"/>
               <w:jc w:val="both"/>
             </w:pPr>
             <w:r>
@@ -16306,7 +16306,7 @@
           </w:tcPr>
           <w:p>
             <w:pPr>
-              <w:spacing w:before="0" w:after="0"/>
+              <w:spacing w:before="0" w:after="0" w:line="240" w:lineRule="auto"/>
               <w:jc w:val="center"/>
             </w:pPr>
             <w:r>
@@ -16337,7 +16337,7 @@
           </w:tcPr>
           <w:p>
             <w:pPr>
-              <w:spacing w:before="0" w:after="0"/>
+              <w:spacing w:before="0" w:after="0" w:line="240" w:lineRule="auto"/>
               <w:jc w:val="center"/>
             </w:pPr>
             <w:r>
@@ -16373,7 +16373,7 @@
           </w:tcPr>
           <w:p>
             <w:pPr>
-              <w:spacing w:before="0" w:after="0"/>
+              <w:spacing w:before="0" w:after="0" w:line="240" w:lineRule="auto"/>
               <w:jc w:val="center"/>
             </w:pPr>
             <w:r>
@@ -16404,7 +16404,7 @@
           </w:tcPr>
           <w:p>
             <w:pPr>
-              <w:spacing w:before="0" w:after="0"/>
+              <w:spacing w:before="0" w:after="0" w:line="240" w:lineRule="auto"/>
               <w:jc w:val="center"/>
             </w:pPr>
             <w:r>
@@ -16440,7 +16440,7 @@
           </w:tcPr>
           <w:p>
             <w:pPr>
-              <w:spacing w:before="0" w:after="0"/>
+              <w:spacing w:before="0" w:after="0" w:line="240" w:lineRule="auto"/>
               <w:jc w:val="center"/>
             </w:pPr>
             <w:r>
@@ -16471,7 +16471,7 @@
           </w:tcPr>
           <w:p>
             <w:pPr>
-              <w:spacing w:before="0" w:after="0"/>
+              <w:spacing w:before="0" w:after="0" w:line="240" w:lineRule="auto"/>
               <w:jc w:val="center"/>
             </w:pPr>
             <w:r>
@@ -17262,7 +17262,7 @@
       <w:pPr>
         <w:pStyle w:val="Endure-Subhead"/>
         <w:keepNext/>
-        <w:spacing w:before="160" w:after="60"/>
+        <w:spacing w:before="160" w:after="60" w:line="240" w:lineRule="auto"/>
         <w:outlineLvl w:val="2"/>
       </w:pPr>
       <w:r>
@@ -17275,7 +17275,7 @@
     <w:p>
       <w:pPr>
         <w:pStyle w:val="Endure-FirstParagraphBodyText"/>
-        <w:spacing w:before="100" w:after="100"/>
+        <w:spacing w:before="100" w:after="100" w:line="240" w:lineRule="auto"/>
       </w:pPr>
       <w:r>
         <w:rPr>
@@ -17352,7 +17352,7 @@
     <w:p>
       <w:pPr>
         <w:pStyle w:val="Endure-ChapterBodyText"/>
-        <w:spacing w:before="100" w:after="100"/>
+        <w:spacing w:before="100" w:after="100" w:line="240" w:lineRule="auto"/>
       </w:pPr>
       <w:r>
         <w:rPr>
@@ -17414,7 +17414,7 @@
     <w:p>
       <w:pPr>
         <w:pStyle w:val="Endure-ChapterBodyText"/>
-        <w:spacing w:before="100" w:after="100"/>
+        <w:spacing w:before="100" w:after="100" w:line="240" w:lineRule="auto"/>
       </w:pPr>
       <w:r>
         <w:rPr>
@@ -18885,20 +18885,20 @@
       <w:pPr>
         <w:pStyle w:val="Endure-Subhead"/>
         <w:keepNext/>
-        <w:spacing w:before="240" w:after="60"/>
+        <w:spacing w:before="240" w:after="60" w:line="240" w:lineRule="auto"/>
         <w:outlineLvl w:val="1"/>
       </w:pPr>
       <w:r>
         <w:rPr>
           <w:sz w:val="24"/>
         </w:rPr>
-        <w:t>14.7 Modelo 5 — Gemma 4 26B-A4B (MoE, Multimodal con Tool Calling)</w:t>
+        <w:t>16.7 Modelo 5 — Gemma 4 26B-A4B (MoE, Multimodal con Tool Calling)</w:t>
       </w:r>
     </w:p>
     <w:p>
       <w:pPr>
         <w:pStyle w:val="Endure-FirstParagraphBodyText"/>
-        <w:spacing w:before="100" w:after="100"/>
+        <w:spacing w:before="100" w:after="100" w:line="240" w:lineRule="auto"/>
       </w:pPr>
       <w:r>
         <w:rPr>
@@ -18923,7 +18923,7 @@
     <w:p>
       <w:pPr>
         <w:pStyle w:val="Endure-ChapterBodyText"/>
-        <w:spacing w:before="100" w:after="100"/>
+        <w:spacing w:before="100" w:after="100" w:line="240" w:lineRule="auto"/>
       </w:pPr>
       <w:r>
         <w:rPr>
@@ -18968,7 +18968,7 @@
           </w:tcPr>
           <w:p>
             <w:pPr>
-              <w:spacing w:before="0" w:after="0"/>
+              <w:spacing w:before="0" w:after="0" w:line="240" w:lineRule="auto"/>
               <w:jc w:val="center"/>
             </w:pPr>
             <w:r>
@@ -19001,7 +19001,7 @@
           </w:tcPr>
           <w:p>
             <w:pPr>
-              <w:spacing w:before="0" w:after="0"/>
+              <w:spacing w:before="0" w:after="0" w:line="240" w:lineRule="auto"/>
               <w:jc w:val="center"/>
             </w:pPr>
             <w:r>
@@ -19039,7 +19039,7 @@
           </w:tcPr>
           <w:p>
             <w:pPr>
-              <w:spacing w:before="0" w:after="0"/>
+              <w:spacing w:before="0" w:after="0" w:line="240" w:lineRule="auto"/>
               <w:jc w:val="center"/>
             </w:pPr>
             <w:r>
@@ -19070,7 +19070,7 @@
           </w:tcPr>
           <w:p>
             <w:pPr>
-              <w:spacing w:before="0" w:after="0"/>
+              <w:spacing w:before="0" w:after="0" w:line="240" w:lineRule="auto"/>
               <w:jc w:val="center"/>
             </w:pPr>
             <w:r>
@@ -19106,7 +19106,7 @@
           </w:tcPr>
           <w:p>
             <w:pPr>
-              <w:spacing w:before="0" w:after="0"/>
+              <w:spacing w:before="0" w:after="0" w:line="240" w:lineRule="auto"/>
               <w:jc w:val="center"/>
             </w:pPr>
             <w:r>
@@ -19137,7 +19137,7 @@
           </w:tcPr>
           <w:p>
             <w:pPr>
-              <w:spacing w:before="0" w:after="0"/>
+              <w:spacing w:before="0" w:after="0" w:line="240" w:lineRule="auto"/>
               <w:jc w:val="center"/>
             </w:pPr>
             <w:r>
@@ -19173,7 +19173,7 @@
           </w:tcPr>
           <w:p>
             <w:pPr>
-              <w:spacing w:before="0" w:after="0"/>
+              <w:spacing w:before="0" w:after="0" w:line="240" w:lineRule="auto"/>
               <w:jc w:val="center"/>
             </w:pPr>
             <w:r>
@@ -19204,7 +19204,7 @@
           </w:tcPr>
           <w:p>
             <w:pPr>
-              <w:spacing w:before="0" w:after="0"/>
+              <w:spacing w:before="0" w:after="0" w:line="240" w:lineRule="auto"/>
               <w:jc w:val="center"/>
             </w:pPr>
             <w:r>
@@ -19240,7 +19240,7 @@
           </w:tcPr>
           <w:p>
             <w:pPr>
-              <w:spacing w:before="0" w:after="0"/>
+              <w:spacing w:before="0" w:after="0" w:line="240" w:lineRule="auto"/>
               <w:jc w:val="center"/>
             </w:pPr>
             <w:r>
@@ -19271,7 +19271,7 @@
           </w:tcPr>
           <w:p>
             <w:pPr>
-              <w:spacing w:before="0" w:after="0"/>
+              <w:spacing w:before="0" w:after="0" w:line="240" w:lineRule="auto"/>
               <w:jc w:val="both"/>
             </w:pPr>
             <w:r>
@@ -19307,7 +19307,7 @@
           </w:tcPr>
           <w:p>
             <w:pPr>
-              <w:spacing w:before="0" w:after="0"/>
+              <w:spacing w:before="0" w:after="0" w:line="240" w:lineRule="auto"/>
               <w:jc w:val="center"/>
             </w:pPr>
             <w:r>
@@ -19338,7 +19338,7 @@
           </w:tcPr>
           <w:p>
             <w:pPr>
-              <w:spacing w:before="0" w:after="0"/>
+              <w:spacing w:before="0" w:after="0" w:line="240" w:lineRule="auto"/>
               <w:jc w:val="center"/>
             </w:pPr>
             <w:r>
@@ -19374,7 +19374,7 @@
           </w:tcPr>
           <w:p>
             <w:pPr>
-              <w:spacing w:before="0" w:after="0"/>
+              <w:spacing w:before="0" w:after="0" w:line="240" w:lineRule="auto"/>
               <w:jc w:val="center"/>
             </w:pPr>
             <w:r>
@@ -19405,7 +19405,7 @@
           </w:tcPr>
           <w:p>
             <w:pPr>
-              <w:spacing w:before="0" w:after="0"/>
+              <w:spacing w:before="0" w:after="0" w:line="240" w:lineRule="auto"/>
               <w:jc w:val="both"/>
             </w:pPr>
             <w:r>
@@ -19441,7 +19441,7 @@
           </w:tcPr>
           <w:p>
             <w:pPr>
-              <w:spacing w:before="0" w:after="0"/>
+              <w:spacing w:before="0" w:after="0" w:line="240" w:lineRule="auto"/>
               <w:jc w:val="center"/>
             </w:pPr>
             <w:r>
@@ -19472,7 +19472,7 @@
           </w:tcPr>
           <w:p>
             <w:pPr>
-              <w:spacing w:before="0" w:after="0"/>
+              <w:spacing w:before="0" w:after="0" w:line="240" w:lineRule="auto"/>
               <w:jc w:val="center"/>
             </w:pPr>
             <w:r>
@@ -19508,7 +19508,7 @@
           </w:tcPr>
           <w:p>
             <w:pPr>
-              <w:spacing w:before="0" w:after="0"/>
+              <w:spacing w:before="0" w:after="0" w:line="240" w:lineRule="auto"/>
               <w:jc w:val="center"/>
             </w:pPr>
             <w:r>
@@ -19539,7 +19539,7 @@
           </w:tcPr>
           <w:p>
             <w:pPr>
-              <w:spacing w:before="0" w:after="0"/>
+              <w:spacing w:before="0" w:after="0" w:line="240" w:lineRule="auto"/>
               <w:jc w:val="center"/>
             </w:pPr>
             <w:r>
@@ -19575,7 +19575,7 @@
           </w:tcPr>
           <w:p>
             <w:pPr>
-              <w:spacing w:before="0" w:after="0"/>
+              <w:spacing w:before="0" w:after="0" w:line="240" w:lineRule="auto"/>
               <w:jc w:val="center"/>
             </w:pPr>
             <w:r>
@@ -19606,7 +19606,7 @@
           </w:tcPr>
           <w:p>
             <w:pPr>
-              <w:spacing w:before="0" w:after="0"/>
+              <w:spacing w:before="0" w:after="0" w:line="240" w:lineRule="auto"/>
               <w:jc w:val="center"/>
             </w:pPr>
             <w:r>
@@ -20655,20 +20655,20 @@
       <w:pPr>
         <w:pStyle w:val="Endure-Subhead"/>
         <w:keepNext/>
-        <w:spacing w:before="240" w:after="60"/>
+        <w:spacing w:before="240" w:after="60" w:line="240" w:lineRule="auto"/>
         <w:outlineLvl w:val="1"/>
       </w:pPr>
       <w:r>
         <w:rPr>
           <w:sz w:val="24"/>
         </w:rPr>
-        <w:t>14.8 Modelo 6 — Qwen3.5 9B (Mejor Velocidad entre Modelos Medianos)</w:t>
+        <w:t>16.8 Modelo 6 — Qwen3.5 9B (Mejor Velocidad entre Modelos Medianos)</w:t>
       </w:r>
     </w:p>
     <w:p>
       <w:pPr>
         <w:pStyle w:val="Endure-FirstParagraphBodyText"/>
-        <w:spacing w:before="100" w:after="100"/>
+        <w:spacing w:before="100" w:after="100" w:line="240" w:lineRule="auto"/>
       </w:pPr>
       <w:r>
         <w:rPr>
@@ -21395,20 +21395,20 @@
       <w:pPr>
         <w:pStyle w:val="Endure-Subhead"/>
         <w:keepNext/>
-        <w:spacing w:before="240" w:after="60"/>
+        <w:spacing w:before="240" w:after="60" w:line="240" w:lineRule="auto"/>
         <w:outlineLvl w:val="1"/>
       </w:pPr>
       <w:r>
         <w:rPr>
           <w:sz w:val="24"/>
         </w:rPr>
-        <w:t>14.9 Modelo 7 — Nemotron3 Nano 4B (Mínima RAM, Máximo Paralelismo)</w:t>
+        <w:t>16.9 Modelo 7 — Nemotron3 Nano 4B (Mínima RAM, Máximo Paralelismo)</w:t>
       </w:r>
     </w:p>
     <w:p>
       <w:pPr>
         <w:pStyle w:val="Endure-FirstParagraphBodyText"/>
-        <w:spacing w:before="100" w:after="100"/>
+        <w:spacing w:before="100" w:after="100" w:line="240" w:lineRule="auto"/>
       </w:pPr>
       <w:r>
         <w:rPr>
@@ -22067,20 +22067,20 @@
       <w:pPr>
         <w:pStyle w:val="Endure-Subhead"/>
         <w:keepNext/>
-        <w:spacing w:before="240" w:after="60"/>
+        <w:spacing w:before="240" w:after="60" w:line="240" w:lineRule="auto"/>
         <w:outlineLvl w:val="1"/>
       </w:pPr>
       <w:r>
         <w:rPr>
           <w:sz w:val="24"/>
         </w:rPr>
-        <w:t>14.10 Modelo 8 — Qwen3.5 4B (Equilibrio Velocidad/Calidad en Paquete Compacto)</w:t>
+        <w:t>16.10 Modelo 8 — Qwen3.5 4B (Equilibrio Velocidad/Calidad en Paquete Compacto)</w:t>
       </w:r>
     </w:p>
     <w:p>
       <w:pPr>
         <w:pStyle w:val="Endure-FirstParagraphBodyText"/>
-        <w:spacing w:before="100" w:after="100"/>
+        <w:spacing w:before="100" w:after="100" w:line="240" w:lineRule="auto"/>
       </w:pPr>
       <w:r>
         <w:rPr>
@@ -22806,20 +22806,20 @@
       <w:pPr>
         <w:pStyle w:val="Endure-Subhead"/>
         <w:keepNext/>
-        <w:spacing w:before="240" w:after="60"/>
+        <w:spacing w:before="240" w:after="60" w:line="240" w:lineRule="auto"/>
         <w:outlineLvl w:val="1"/>
       </w:pPr>
       <w:r>
         <w:rPr>
           <w:sz w:val="24"/>
         </w:rPr>
-        <w:t>14.11 Modelo 9 — Gemma 4 E4B (Multimodal Google, Texto + Imagen + Audio)</w:t>
+        <w:t>16.11 Modelo 9 — Gemma 4 E4B (Multimodal Google, Texto + Imagen + Audio)</w:t>
       </w:r>
     </w:p>
     <w:p>
       <w:pPr>
         <w:pStyle w:val="Endure-FirstParagraphBodyText"/>
-        <w:spacing w:before="100" w:after="100"/>
+        <w:spacing w:before="100" w:after="100" w:line="240" w:lineRule="auto"/>
       </w:pPr>
       <w:r>
         <w:rPr>
@@ -22864,7 +22864,7 @@
           </w:tcPr>
           <w:p>
             <w:pPr>
-              <w:spacing w:before="0" w:after="0"/>
+              <w:spacing w:before="0" w:after="0" w:line="240" w:lineRule="auto"/>
               <w:jc w:val="center"/>
             </w:pPr>
             <w:r>
@@ -22896,7 +22896,7 @@
           </w:tcPr>
           <w:p>
             <w:pPr>
-              <w:spacing w:before="0" w:after="0"/>
+              <w:spacing w:before="0" w:after="0" w:line="240" w:lineRule="auto"/>
               <w:jc w:val="center"/>
             </w:pPr>
             <w:r>
@@ -22929,7 +22929,7 @@
           </w:tcPr>
           <w:p>
             <w:pPr>
-              <w:spacing w:before="0" w:after="0"/>
+              <w:spacing w:before="0" w:after="0" w:line="240" w:lineRule="auto"/>
               <w:jc w:val="center"/>
             </w:pPr>
             <w:r>
@@ -22967,7 +22967,7 @@
           </w:tcPr>
           <w:p>
             <w:pPr>
-              <w:spacing w:before="0" w:after="0"/>
+              <w:spacing w:before="0" w:after="0" w:line="240" w:lineRule="auto"/>
               <w:jc w:val="center"/>
             </w:pPr>
             <w:r>
@@ -22998,7 +22998,7 @@
           </w:tcPr>
           <w:p>
             <w:pPr>
-              <w:spacing w:before="0" w:after="0"/>
+              <w:spacing w:before="0" w:after="0" w:line="240" w:lineRule="auto"/>
               <w:jc w:val="center"/>
             </w:pPr>
             <w:r>
@@ -23029,7 +23029,7 @@
           </w:tcPr>
           <w:p>
             <w:pPr>
-              <w:spacing w:before="0" w:after="0"/>
+              <w:spacing w:before="0" w:after="0" w:line="240" w:lineRule="auto"/>
               <w:jc w:val="center"/>
             </w:pPr>
             <w:r>
@@ -23065,7 +23065,7 @@
           </w:tcPr>
           <w:p>
             <w:pPr>
-              <w:spacing w:before="0" w:after="0"/>
+              <w:spacing w:before="0" w:after="0" w:line="240" w:lineRule="auto"/>
               <w:jc w:val="center"/>
             </w:pPr>
             <w:r>
@@ -23096,7 +23096,7 @@
           </w:tcPr>
           <w:p>
             <w:pPr>
-              <w:spacing w:before="0" w:after="0"/>
+              <w:spacing w:before="0" w:after="0" w:line="240" w:lineRule="auto"/>
               <w:jc w:val="center"/>
             </w:pPr>
             <w:r>
@@ -23127,7 +23127,7 @@
           </w:tcPr>
           <w:p>
             <w:pPr>
-              <w:spacing w:before="0" w:after="0"/>
+              <w:spacing w:before="0" w:after="0" w:line="240" w:lineRule="auto"/>
               <w:jc w:val="center"/>
             </w:pPr>
             <w:r>
@@ -23163,7 +23163,7 @@
           </w:tcPr>
           <w:p>
             <w:pPr>
-              <w:spacing w:before="0" w:after="0"/>
+              <w:spacing w:before="0" w:after="0" w:line="240" w:lineRule="auto"/>
               <w:jc w:val="center"/>
             </w:pPr>
             <w:r>
@@ -23194,7 +23194,7 @@
           </w:tcPr>
           <w:p>
             <w:pPr>
-              <w:spacing w:before="0" w:after="0"/>
+              <w:spacing w:before="0" w:after="0" w:line="240" w:lineRule="auto"/>
               <w:jc w:val="center"/>
             </w:pPr>
             <w:r>
@@ -23225,7 +23225,7 @@
           </w:tcPr>
           <w:p>
             <w:pPr>
-              <w:spacing w:before="0" w:after="0"/>
+              <w:spacing w:before="0" w:after="0" w:line="240" w:lineRule="auto"/>
               <w:jc w:val="center"/>
             </w:pPr>
             <w:r>
@@ -23261,7 +23261,7 @@
           </w:tcPr>
           <w:p>
             <w:pPr>
-              <w:spacing w:before="0" w:after="0"/>
+              <w:spacing w:before="0" w:after="0" w:line="240" w:lineRule="auto"/>
               <w:jc w:val="center"/>
             </w:pPr>
             <w:r>
@@ -23292,7 +23292,7 @@
           </w:tcPr>
           <w:p>
             <w:pPr>
-              <w:spacing w:before="0" w:after="0"/>
+              <w:spacing w:before="0" w:after="0" w:line="240" w:lineRule="auto"/>
               <w:jc w:val="center"/>
             </w:pPr>
             <w:r>
@@ -23323,7 +23323,7 @@
           </w:tcPr>
           <w:p>
             <w:pPr>
-              <w:spacing w:before="0" w:after="0"/>
+              <w:spacing w:before="0" w:after="0" w:line="240" w:lineRule="auto"/>
               <w:jc w:val="center"/>
             </w:pPr>
             <w:r>
@@ -23359,7 +23359,7 @@
           </w:tcPr>
           <w:p>
             <w:pPr>
-              <w:spacing w:before="0" w:after="0"/>
+              <w:spacing w:before="0" w:after="0" w:line="240" w:lineRule="auto"/>
               <w:jc w:val="center"/>
             </w:pPr>
             <w:r>
@@ -23390,7 +23390,7 @@
           </w:tcPr>
           <w:p>
             <w:pPr>
-              <w:spacing w:before="0" w:after="0"/>
+              <w:spacing w:before="0" w:after="0" w:line="240" w:lineRule="auto"/>
               <w:jc w:val="center"/>
             </w:pPr>
             <w:r>
@@ -23421,7 +23421,7 @@
           </w:tcPr>
           <w:p>
             <w:pPr>
-              <w:spacing w:before="0" w:after="0"/>
+              <w:spacing w:before="0" w:after="0" w:line="240" w:lineRule="auto"/>
               <w:jc w:val="center"/>
             </w:pPr>
             <w:r>
@@ -23457,7 +23457,7 @@
           </w:tcPr>
           <w:p>
             <w:pPr>
-              <w:spacing w:before="0" w:after="0"/>
+              <w:spacing w:before="0" w:after="0" w:line="240" w:lineRule="auto"/>
               <w:jc w:val="center"/>
             </w:pPr>
             <w:r>
@@ -23488,7 +23488,7 @@
           </w:tcPr>
           <w:p>
             <w:pPr>
-              <w:spacing w:before="0" w:after="0"/>
+              <w:spacing w:before="0" w:after="0" w:line="240" w:lineRule="auto"/>
               <w:jc w:val="center"/>
             </w:pPr>
             <w:r>
@@ -23519,7 +23519,7 @@
           </w:tcPr>
           <w:p>
             <w:pPr>
-              <w:spacing w:before="0" w:after="0"/>
+              <w:spacing w:before="0" w:after="0" w:line="240" w:lineRule="auto"/>
               <w:jc w:val="center"/>
             </w:pPr>
             <w:r>
@@ -23555,7 +23555,7 @@
           </w:tcPr>
           <w:p>
             <w:pPr>
-              <w:spacing w:before="0" w:after="0"/>
+              <w:spacing w:before="0" w:after="0" w:line="240" w:lineRule="auto"/>
               <w:jc w:val="center"/>
             </w:pPr>
             <w:r>
@@ -23586,7 +23586,7 @@
           </w:tcPr>
           <w:p>
             <w:pPr>
-              <w:spacing w:before="0" w:after="0"/>
+              <w:spacing w:before="0" w:after="0" w:line="240" w:lineRule="auto"/>
               <w:jc w:val="center"/>
             </w:pPr>
             <w:r>
@@ -23617,7 +23617,7 @@
           </w:tcPr>
           <w:p>
             <w:pPr>
-              <w:spacing w:before="0" w:after="0"/>
+              <w:spacing w:before="0" w:after="0" w:line="240" w:lineRule="auto"/>
               <w:jc w:val="center"/>
             </w:pPr>
             <w:r>
@@ -23653,7 +23653,7 @@
           </w:tcPr>
           <w:p>
             <w:pPr>
-              <w:spacing w:before="0" w:after="0"/>
+              <w:spacing w:before="0" w:after="0" w:line="240" w:lineRule="auto"/>
               <w:jc w:val="center"/>
             </w:pPr>
             <w:r>
@@ -23684,7 +23684,7 @@
           </w:tcPr>
           <w:p>
             <w:pPr>
-              <w:spacing w:before="0" w:after="0"/>
+              <w:spacing w:before="0" w:after="0" w:line="240" w:lineRule="auto"/>
               <w:jc w:val="center"/>
             </w:pPr>
             <w:r>
@@ -23715,7 +23715,7 @@
           </w:tcPr>
           <w:p>
             <w:pPr>
-              <w:spacing w:before="0" w:after="0"/>
+              <w:spacing w:before="0" w:after="0" w:line="240" w:lineRule="auto"/>
               <w:jc w:val="center"/>
             </w:pPr>
             <w:r>
@@ -23809,14 +23809,14 @@
       <w:pPr>
         <w:pStyle w:val="Endure-Subhead"/>
         <w:keepNext/>
-        <w:spacing w:before="160" w:after="60"/>
+        <w:spacing w:before="160" w:after="60" w:line="240" w:lineRule="auto"/>
         <w:outlineLvl w:val="2"/>
       </w:pPr>
       <w:r>
         <w:rPr>
           <w:sz w:val="22"/>
         </w:rPr>
-        <w:t>14.11.1 Opción A — vLLM con bfloat16 (tool calling nativo)</w:t>
+        <w:t>16.11.1 Opción A — vLLM con bfloat16 (tool calling nativo)</w:t>
       </w:r>
     </w:p>
     <w:tbl>
@@ -24956,20 +24956,20 @@
       <w:pPr>
         <w:pStyle w:val="Endure-Subhead"/>
         <w:keepNext/>
-        <w:spacing w:before="160" w:after="60"/>
+        <w:spacing w:before="160" w:after="60" w:line="240" w:lineRule="auto"/>
         <w:outlineLvl w:val="2"/>
       </w:pPr>
       <w:r>
         <w:rPr>
           <w:sz w:val="22"/>
         </w:rPr>
-        <w:t>14.11.2 Opción B — llama.cpp GGUF (bajo consumo, arranque rapido)</w:t>
+        <w:t>16.11.2 Opción B — llama.cpp GGUF (bajo consumo, arranque rapido)</w:t>
       </w:r>
     </w:p>
     <w:p>
       <w:pPr>
         <w:pStyle w:val="Endure-FirstParagraphBodyText"/>
-        <w:spacing w:before="100" w:after="100"/>
+        <w:spacing w:before="100" w:after="100" w:line="240" w:lineRule="auto"/>
       </w:pPr>
       <w:r>
         <w:rPr>
@@ -25793,20 +25793,20 @@
       <w:pPr>
         <w:pStyle w:val="Endure-Subhead"/>
         <w:keepNext/>
-        <w:spacing w:before="240" w:after="60"/>
+        <w:spacing w:before="240" w:after="60" w:line="240" w:lineRule="auto"/>
         <w:outlineLvl w:val="1"/>
       </w:pPr>
       <w:r>
         <w:rPr>
           <w:sz w:val="24"/>
         </w:rPr>
-        <w:t>14.12 Modelo 10 — GPT OSS 20B (Compatibilidad Drop-in con API OpenAI)</w:t>
+        <w:t>16.12 Modelo 10 — GPT OSS 20B (Compatibilidad Drop-in con API OpenAI)</w:t>
       </w:r>
     </w:p>
     <w:p>
       <w:pPr>
         <w:pStyle w:val="Endure-FirstParagraphBodyText"/>
-        <w:spacing w:before="100" w:after="100"/>
+        <w:spacing w:before="100" w:after="100" w:line="240" w:lineRule="auto"/>
       </w:pPr>
       <w:r>
         <w:rPr>
@@ -27101,20 +27101,20 @@
       <w:pPr>
         <w:pStyle w:val="Endure-Subhead"/>
         <w:keepNext/>
-        <w:spacing w:before="240" w:after="60"/>
+        <w:spacing w:before="240" w:after="60" w:line="240" w:lineRule="auto"/>
         <w:outlineLvl w:val="1"/>
       </w:pPr>
       <w:r>
         <w:rPr>
           <w:sz w:val="24"/>
         </w:rPr>
-        <w:t>14.13 Script de Benchmarking Universal</w:t>
+        <w:t>16.13 Script de Benchmarking Universal</w:t>
       </w:r>
     </w:p>
     <w:p>
       <w:pPr>
         <w:pStyle w:val="Endure-FirstParagraphBodyText"/>
-        <w:spacing w:before="100" w:after="100"/>
+        <w:spacing w:before="100" w:after="100" w:line="240" w:lineRule="auto"/>
       </w:pPr>
       <w:r>
         <w:rPr>
@@ -28080,14 +28080,14 @@
       <w:pPr>
         <w:pStyle w:val="Endure-Subhead"/>
         <w:keepNext/>
-        <w:spacing w:before="240" w:after="60"/>
+        <w:spacing w:before="240" w:after="60" w:line="240" w:lineRule="auto"/>
         <w:outlineLvl w:val="1"/>
       </w:pPr>
       <w:r>
         <w:rPr>
           <w:sz w:val="24"/>
         </w:rPr>
-        <w:t>14.14 Script de Testing Completo en Python</w:t>
+        <w:t>16.14 Script de Testing Completo en Python</w:t>
       </w:r>
     </w:p>
     <w:tbl>
@@ -29388,20 +29388,20 @@
       <w:pPr>
         <w:pStyle w:val="Endure-Subhead"/>
         <w:keepNext/>
-        <w:spacing w:before="240" w:after="60"/>
+        <w:spacing w:before="240" w:after="60" w:line="240" w:lineRule="auto"/>
         <w:outlineLvl w:val="1"/>
       </w:pPr>
       <w:r>
         <w:rPr>
           <w:sz w:val="24"/>
         </w:rPr>
-        <w:t>14.15 Resumen de Resultados — Tabla de Benchmarks Consolidada</w:t>
+        <w:t>16.15 Resumen de Resultados — Tabla de Benchmarks Consolidada</w:t>
       </w:r>
     </w:p>
     <w:p>
       <w:pPr>
         <w:pStyle w:val="Endure-FirstParagraphBodyText"/>
-        <w:spacing w:before="100" w:after="100"/>
+        <w:spacing w:before="100" w:after="100" w:line="240" w:lineRule="auto"/>
       </w:pPr>
       <w:r>
         <w:rPr>
@@ -29451,7 +29451,7 @@
           </w:tcPr>
           <w:p>
             <w:pPr>
-              <w:spacing w:before="0" w:after="0"/>
+              <w:spacing w:before="0" w:after="0" w:line="240" w:lineRule="auto"/>
               <w:jc w:val="center"/>
             </w:pPr>
             <w:r>
@@ -29484,7 +29484,7 @@
           </w:tcPr>
           <w:p>
             <w:pPr>
-              <w:spacing w:before="0" w:after="0"/>
+              <w:spacing w:before="0" w:after="0" w:line="240" w:lineRule="auto"/>
               <w:jc w:val="center"/>
             </w:pPr>
             <w:r>
@@ -29517,7 +29517,7 @@
           </w:tcPr>
           <w:p>
             <w:pPr>
-              <w:spacing w:before="0" w:after="0"/>
+              <w:spacing w:before="0" w:after="0" w:line="240" w:lineRule="auto"/>
               <w:jc w:val="center"/>
             </w:pPr>
             <w:r>
@@ -29550,7 +29550,7 @@
           </w:tcPr>
           <w:p>
             <w:pPr>
-              <w:spacing w:before="0" w:after="0"/>
+              <w:spacing w:before="0" w:after="0" w:line="240" w:lineRule="auto"/>
               <w:jc w:val="center"/>
             </w:pPr>
             <w:r>
@@ -29583,7 +29583,7 @@
           </w:tcPr>
           <w:p>
             <w:pPr>
-              <w:spacing w:before="0" w:after="0"/>
+              <w:spacing w:before="0" w:after="0" w:line="240" w:lineRule="auto"/>
               <w:jc w:val="center"/>
             </w:pPr>
             <w:r>
@@ -29616,7 +29616,7 @@
           </w:tcPr>
           <w:p>
             <w:pPr>
-              <w:spacing w:before="0" w:after="0"/>
+              <w:spacing w:before="0" w:after="0" w:line="240" w:lineRule="auto"/>
               <w:jc w:val="center"/>
             </w:pPr>
             <w:r>
@@ -29649,7 +29649,7 @@
           </w:tcPr>
           <w:p>
             <w:pPr>
-              <w:spacing w:before="0" w:after="0"/>
+              <w:spacing w:before="0" w:after="0" w:line="240" w:lineRule="auto"/>
               <w:jc w:val="center"/>
             </w:pPr>
             <w:r>
@@ -29682,7 +29682,7 @@
           </w:tcPr>
           <w:p>
             <w:pPr>
-              <w:spacing w:before="0" w:after="0"/>
+              <w:spacing w:before="0" w:after="0" w:line="240" w:lineRule="auto"/>
               <w:jc w:val="center"/>
             </w:pPr>
             <w:r>
@@ -29720,7 +29720,7 @@
           </w:tcPr>
           <w:p>
             <w:pPr>
-              <w:spacing w:before="0" w:after="0"/>
+              <w:spacing w:before="0" w:after="0" w:line="240" w:lineRule="auto"/>
               <w:jc w:val="center"/>
             </w:pPr>
             <w:r>
@@ -29751,7 +29751,7 @@
           </w:tcPr>
           <w:p>
             <w:pPr>
-              <w:spacing w:before="0" w:after="0"/>
+              <w:spacing w:before="0" w:after="0" w:line="240" w:lineRule="auto"/>
               <w:jc w:val="center"/>
             </w:pPr>
             <w:r>
@@ -29782,7 +29782,7 @@
           </w:tcPr>
           <w:p>
             <w:pPr>
-              <w:spacing w:before="0" w:after="0"/>
+              <w:spacing w:before="0" w:after="0" w:line="240" w:lineRule="auto"/>
               <w:jc w:val="center"/>
             </w:pPr>
             <w:r>
@@ -29813,7 +29813,7 @@
           </w:tcPr>
           <w:p>
             <w:pPr>
-              <w:spacing w:before="0" w:after="0"/>
+              <w:spacing w:before="0" w:after="0" w:line="240" w:lineRule="auto"/>
               <w:jc w:val="center"/>
             </w:pPr>
             <w:r>
@@ -29844,7 +29844,7 @@
           </w:tcPr>
           <w:p>
             <w:pPr>
-              <w:spacing w:before="0" w:after="0"/>
+              <w:spacing w:before="0" w:after="0" w:line="240" w:lineRule="auto"/>
               <w:jc w:val="center"/>
             </w:pPr>
             <w:r>
@@ -29875,7 +29875,7 @@
           </w:tcPr>
           <w:p>
             <w:pPr>
-              <w:spacing w:before="0" w:after="0"/>
+              <w:spacing w:before="0" w:after="0" w:line="240" w:lineRule="auto"/>
               <w:jc w:val="center"/>
             </w:pPr>
             <w:r>
@@ -29906,7 +29906,7 @@
           </w:tcPr>
           <w:p>
             <w:pPr>
-              <w:spacing w:before="0" w:after="0"/>
+              <w:spacing w:before="0" w:after="0" w:line="240" w:lineRule="auto"/>
               <w:jc w:val="center"/>
             </w:pPr>
             <w:r>
@@ -29937,7 +29937,7 @@
           </w:tcPr>
           <w:p>
             <w:pPr>
-              <w:spacing w:before="0" w:after="0"/>
+              <w:spacing w:before="0" w:after="0" w:line="240" w:lineRule="auto"/>
               <w:jc w:val="center"/>
             </w:pPr>
             <w:r>
@@ -29973,7 +29973,7 @@
           </w:tcPr>
           <w:p>
             <w:pPr>
-              <w:spacing w:before="0" w:after="0"/>
+              <w:spacing w:before="0" w:after="0" w:line="240" w:lineRule="auto"/>
               <w:jc w:val="center"/>
             </w:pPr>
             <w:r>
@@ -30004,7 +30004,7 @@
           </w:tcPr>
           <w:p>
             <w:pPr>
-              <w:spacing w:before="0" w:after="0"/>
+              <w:spacing w:before="0" w:after="0" w:line="240" w:lineRule="auto"/>
               <w:jc w:val="center"/>
             </w:pPr>
             <w:r>
@@ -30035,7 +30035,7 @@
           </w:tcPr>
           <w:p>
             <w:pPr>
-              <w:spacing w:before="0" w:after="0"/>
+              <w:spacing w:before="0" w:after="0" w:line="240" w:lineRule="auto"/>
               <w:jc w:val="center"/>
             </w:pPr>
             <w:r>
@@ -30066,7 +30066,7 @@
           </w:tcPr>
           <w:p>
             <w:pPr>
-              <w:spacing w:before="0" w:after="0"/>
+              <w:spacing w:before="0" w:after="0" w:line="240" w:lineRule="auto"/>
               <w:jc w:val="center"/>
             </w:pPr>
             <w:r>
@@ -30097,7 +30097,7 @@
           </w:tcPr>
           <w:p>
             <w:pPr>
-              <w:spacing w:before="0" w:after="0"/>
+              <w:spacing w:before="0" w:after="0" w:line="240" w:lineRule="auto"/>
               <w:jc w:val="center"/>
             </w:pPr>
             <w:r>
@@ -30128,7 +30128,7 @@
           </w:tcPr>
           <w:p>
             <w:pPr>
-              <w:spacing w:before="0" w:after="0"/>
+              <w:spacing w:before="0" w:after="0" w:line="240" w:lineRule="auto"/>
               <w:jc w:val="center"/>
             </w:pPr>
             <w:r>
@@ -30159,7 +30159,7 @@
           </w:tcPr>
           <w:p>
             <w:pPr>
-              <w:spacing w:before="0" w:after="0"/>
+              <w:spacing w:before="0" w:after="0" w:line="240" w:lineRule="auto"/>
               <w:jc w:val="center"/>
             </w:pPr>
             <w:r>
@@ -30190,7 +30190,7 @@
           </w:tcPr>
           <w:p>
             <w:pPr>
-              <w:spacing w:before="0" w:after="0"/>
+              <w:spacing w:before="0" w:after="0" w:line="240" w:lineRule="auto"/>
               <w:jc w:val="center"/>
             </w:pPr>
             <w:r>
@@ -30226,7 +30226,7 @@
           </w:tcPr>
           <w:p>
             <w:pPr>
-              <w:spacing w:before="0" w:after="0"/>
+              <w:spacing w:before="0" w:after="0" w:line="240" w:lineRule="auto"/>
               <w:jc w:val="center"/>
             </w:pPr>
             <w:r>
@@ -30257,7 +30257,7 @@
           </w:tcPr>
           <w:p>
             <w:pPr>
-              <w:spacing w:before="0" w:after="0"/>
+              <w:spacing w:before="0" w:after="0" w:line="240" w:lineRule="auto"/>
               <w:jc w:val="center"/>
             </w:pPr>
             <w:r>
@@ -30288,7 +30288,7 @@
           </w:tcPr>
           <w:p>
             <w:pPr>
-              <w:spacing w:before="0" w:after="0"/>
+              <w:spacing w:before="0" w:after="0" w:line="240" w:lineRule="auto"/>
               <w:jc w:val="center"/>
             </w:pPr>
             <w:r>
@@ -30319,7 +30319,7 @@
           </w:tcPr>
           <w:p>
             <w:pPr>
-              <w:spacing w:before="0" w:after="0"/>
+              <w:spacing w:before="0" w:after="0" w:line="240" w:lineRule="auto"/>
               <w:jc w:val="center"/>
             </w:pPr>
             <w:r>
@@ -30350,7 +30350,7 @@
           </w:tcPr>
           <w:p>
             <w:pPr>
-              <w:spacing w:before="0" w:after="0"/>
+              <w:spacing w:before="0" w:after="0" w:line="240" w:lineRule="auto"/>
               <w:jc w:val="center"/>
             </w:pPr>
             <w:r>
@@ -30381,7 +30381,7 @@
           </w:tcPr>
           <w:p>
             <w:pPr>
-              <w:spacing w:before="0" w:after="0"/>
+              <w:spacing w:before="0" w:after="0" w:line="240" w:lineRule="auto"/>
               <w:jc w:val="center"/>
             </w:pPr>
             <w:r>
@@ -30412,7 +30412,7 @@
           </w:tcPr>
           <w:p>
             <w:pPr>
-              <w:spacing w:before="0" w:after="0"/>
+              <w:spacing w:before="0" w:after="0" w:line="240" w:lineRule="auto"/>
               <w:jc w:val="center"/>
             </w:pPr>
             <w:r>
@@ -30443,7 +30443,7 @@
           </w:tcPr>
           <w:p>
             <w:pPr>
-              <w:spacing w:before="0" w:after="0"/>
+              <w:spacing w:before="0" w:after="0" w:line="240" w:lineRule="auto"/>
               <w:jc w:val="center"/>
             </w:pPr>
             <w:r>
@@ -30479,7 +30479,7 @@
           </w:tcPr>
           <w:p>
             <w:pPr>
-              <w:spacing w:before="0" w:after="0"/>
+              <w:spacing w:before="0" w:after="0" w:line="240" w:lineRule="auto"/>
               <w:jc w:val="center"/>
             </w:pPr>
             <w:r>
@@ -30510,7 +30510,7 @@
           </w:tcPr>
           <w:p>
             <w:pPr>
-              <w:spacing w:before="0" w:after="0"/>
+              <w:spacing w:before="0" w:after="0" w:line="240" w:lineRule="auto"/>
               <w:jc w:val="center"/>
             </w:pPr>
             <w:r>
@@ -30541,7 +30541,7 @@
           </w:tcPr>
           <w:p>
             <w:pPr>
-              <w:spacing w:before="0" w:after="0"/>
+              <w:spacing w:before="0" w:after="0" w:line="240" w:lineRule="auto"/>
               <w:jc w:val="center"/>
             </w:pPr>
             <w:r>
@@ -30572,7 +30572,7 @@
           </w:tcPr>
           <w:p>
             <w:pPr>
-              <w:spacing w:before="0" w:after="0"/>
+              <w:spacing w:before="0" w:after="0" w:line="240" w:lineRule="auto"/>
               <w:jc w:val="center"/>
             </w:pPr>
             <w:r>
@@ -30603,7 +30603,7 @@
           </w:tcPr>
           <w:p>
             <w:pPr>
-              <w:spacing w:before="0" w:after="0"/>
+              <w:spacing w:before="0" w:after="0" w:line="240" w:lineRule="auto"/>
               <w:jc w:val="center"/>
             </w:pPr>
             <w:r>
@@ -30634,7 +30634,7 @@
           </w:tcPr>
           <w:p>
             <w:pPr>
-              <w:spacing w:before="0" w:after="0"/>
+              <w:spacing w:before="0" w:after="0" w:line="240" w:lineRule="auto"/>
               <w:jc w:val="center"/>
             </w:pPr>
             <w:r>
@@ -30665,7 +30665,7 @@
           </w:tcPr>
           <w:p>
             <w:pPr>
-              <w:spacing w:before="0" w:after="0"/>
+              <w:spacing w:before="0" w:after="0" w:line="240" w:lineRule="auto"/>
               <w:jc w:val="center"/>
             </w:pPr>
             <w:r>
@@ -30696,7 +30696,7 @@
           </w:tcPr>
           <w:p>
             <w:pPr>
-              <w:spacing w:before="0" w:after="0"/>
+              <w:spacing w:before="0" w:after="0" w:line="240" w:lineRule="auto"/>
               <w:jc w:val="center"/>
             </w:pPr>
             <w:r>
@@ -30732,7 +30732,7 @@
           </w:tcPr>
           <w:p>
             <w:pPr>
-              <w:spacing w:before="0" w:after="0"/>
+              <w:spacing w:before="0" w:after="0" w:line="240" w:lineRule="auto"/>
               <w:jc w:val="center"/>
             </w:pPr>
             <w:r>
@@ -30763,7 +30763,7 @@
           </w:tcPr>
           <w:p>
             <w:pPr>
-              <w:spacing w:before="0" w:after="0"/>
+              <w:spacing w:before="0" w:after="0" w:line="240" w:lineRule="auto"/>
               <w:jc w:val="center"/>
             </w:pPr>
             <w:r>
@@ -30794,7 +30794,7 @@
           </w:tcPr>
           <w:p>
             <w:pPr>
-              <w:spacing w:before="0" w:after="0"/>
+              <w:spacing w:before="0" w:after="0" w:line="240" w:lineRule="auto"/>
               <w:jc w:val="center"/>
             </w:pPr>
             <w:r>
@@ -30825,7 +30825,7 @@
           </w:tcPr>
           <w:p>
             <w:pPr>
-              <w:spacing w:before="0" w:after="0"/>
+              <w:spacing w:before="0" w:after="0" w:line="240" w:lineRule="auto"/>
               <w:jc w:val="center"/>
             </w:pPr>
             <w:r>
@@ -30856,7 +30856,7 @@
           </w:tcPr>
           <w:p>
             <w:pPr>
-              <w:spacing w:before="0" w:after="0"/>
+              <w:spacing w:before="0" w:after="0" w:line="240" w:lineRule="auto"/>
               <w:jc w:val="center"/>
             </w:pPr>
             <w:r>
@@ -30887,7 +30887,7 @@
           </w:tcPr>
           <w:p>
             <w:pPr>
-              <w:spacing w:before="0" w:after="0"/>
+              <w:spacing w:before="0" w:after="0" w:line="240" w:lineRule="auto"/>
               <w:jc w:val="center"/>
             </w:pPr>
             <w:r>
@@ -30918,7 +30918,7 @@
           </w:tcPr>
           <w:p>
             <w:pPr>
-              <w:spacing w:before="0" w:after="0"/>
+              <w:spacing w:before="0" w:after="0" w:line="240" w:lineRule="auto"/>
               <w:jc w:val="center"/>
             </w:pPr>
             <w:r>
@@ -30949,7 +30949,7 @@
           </w:tcPr>
           <w:p>
             <w:pPr>
-              <w:spacing w:before="0" w:after="0"/>
+              <w:spacing w:before="0" w:after="0" w:line="240" w:lineRule="auto"/>
               <w:jc w:val="center"/>
             </w:pPr>
             <w:r>
@@ -30985,7 +30985,7 @@
           </w:tcPr>
           <w:p>
             <w:pPr>
-              <w:spacing w:before="0" w:after="0"/>
+              <w:spacing w:before="0" w:after="0" w:line="240" w:lineRule="auto"/>
               <w:jc w:val="center"/>
             </w:pPr>
             <w:r>
@@ -31016,7 +31016,7 @@
           </w:tcPr>
           <w:p>
             <w:pPr>
-              <w:spacing w:before="0" w:after="0"/>
+              <w:spacing w:before="0" w:after="0" w:line="240" w:lineRule="auto"/>
               <w:jc w:val="center"/>
             </w:pPr>
             <w:r>
@@ -31047,7 +31047,7 @@
           </w:tcPr>
           <w:p>
             <w:pPr>
-              <w:spacing w:before="0" w:after="0"/>
+              <w:spacing w:before="0" w:after="0" w:line="240" w:lineRule="auto"/>
               <w:jc w:val="center"/>
             </w:pPr>
             <w:r>
@@ -31078,7 +31078,7 @@
           </w:tcPr>
           <w:p>
             <w:pPr>
-              <w:spacing w:before="0" w:after="0"/>
+              <w:spacing w:before="0" w:after="0" w:line="240" w:lineRule="auto"/>
               <w:jc w:val="center"/>
             </w:pPr>
             <w:r>
@@ -31109,7 +31109,7 @@
           </w:tcPr>
           <w:p>
             <w:pPr>
-              <w:spacing w:before="0" w:after="0"/>
+              <w:spacing w:before="0" w:after="0" w:line="240" w:lineRule="auto"/>
               <w:jc w:val="center"/>
             </w:pPr>
             <w:r>
@@ -31140,7 +31140,7 @@
           </w:tcPr>
           <w:p>
             <w:pPr>
-              <w:spacing w:before="0" w:after="0"/>
+              <w:spacing w:before="0" w:after="0" w:line="240" w:lineRule="auto"/>
               <w:jc w:val="center"/>
             </w:pPr>
             <w:r>
@@ -31171,7 +31171,7 @@
           </w:tcPr>
           <w:p>
             <w:pPr>
-              <w:spacing w:before="0" w:after="0"/>
+              <w:spacing w:before="0" w:after="0" w:line="240" w:lineRule="auto"/>
               <w:jc w:val="center"/>
             </w:pPr>
             <w:r>
@@ -31202,7 +31202,7 @@
           </w:tcPr>
           <w:p>
             <w:pPr>
-              <w:spacing w:before="0" w:after="0"/>
+              <w:spacing w:before="0" w:after="0" w:line="240" w:lineRule="auto"/>
               <w:jc w:val="center"/>
             </w:pPr>
             <w:r>
@@ -31238,7 +31238,7 @@
           </w:tcPr>
           <w:p>
             <w:pPr>
-              <w:spacing w:before="0" w:after="0"/>
+              <w:spacing w:before="0" w:after="0" w:line="240" w:lineRule="auto"/>
               <w:jc w:val="center"/>
             </w:pPr>
             <w:r>
@@ -31269,7 +31269,7 @@
           </w:tcPr>
           <w:p>
             <w:pPr>
-              <w:spacing w:before="0" w:after="0"/>
+              <w:spacing w:before="0" w:after="0" w:line="240" w:lineRule="auto"/>
               <w:jc w:val="center"/>
             </w:pPr>
             <w:r>
@@ -31300,7 +31300,7 @@
           </w:tcPr>
           <w:p>
             <w:pPr>
-              <w:spacing w:before="0" w:after="0"/>
+              <w:spacing w:before="0" w:after="0" w:line="240" w:lineRule="auto"/>
               <w:jc w:val="center"/>
             </w:pPr>
             <w:r>
@@ -31331,7 +31331,7 @@
           </w:tcPr>
           <w:p>
             <w:pPr>
-              <w:spacing w:before="0" w:after="0"/>
+              <w:spacing w:before="0" w:after="0" w:line="240" w:lineRule="auto"/>
               <w:jc w:val="center"/>
             </w:pPr>
             <w:r>
@@ -31362,7 +31362,7 @@
           </w:tcPr>
           <w:p>
             <w:pPr>
-              <w:spacing w:before="0" w:after="0"/>
+              <w:spacing w:before="0" w:after="0" w:line="240" w:lineRule="auto"/>
               <w:jc w:val="center"/>
             </w:pPr>
             <w:r>
@@ -31393,7 +31393,7 @@
           </w:tcPr>
           <w:p>
             <w:pPr>
-              <w:spacing w:before="0" w:after="0"/>
+              <w:spacing w:before="0" w:after="0" w:line="240" w:lineRule="auto"/>
               <w:jc w:val="center"/>
             </w:pPr>
             <w:r>
@@ -31424,7 +31424,7 @@
           </w:tcPr>
           <w:p>
             <w:pPr>
-              <w:spacing w:before="0" w:after="0"/>
+              <w:spacing w:before="0" w:after="0" w:line="240" w:lineRule="auto"/>
               <w:jc w:val="center"/>
             </w:pPr>
             <w:r>
@@ -31455,7 +31455,7 @@
           </w:tcPr>
           <w:p>
             <w:pPr>
-              <w:spacing w:before="0" w:after="0"/>
+              <w:spacing w:before="0" w:after="0" w:line="240" w:lineRule="auto"/>
               <w:jc w:val="both"/>
             </w:pPr>
             <w:r>
@@ -31491,7 +31491,7 @@
           </w:tcPr>
           <w:p>
             <w:pPr>
-              <w:spacing w:before="0" w:after="0"/>
+              <w:spacing w:before="0" w:after="0" w:line="240" w:lineRule="auto"/>
               <w:jc w:val="center"/>
             </w:pPr>
             <w:r>
@@ -31522,7 +31522,7 @@
           </w:tcPr>
           <w:p>
             <w:pPr>
-              <w:spacing w:before="0" w:after="0"/>
+              <w:spacing w:before="0" w:after="0" w:line="240" w:lineRule="auto"/>
               <w:jc w:val="center"/>
             </w:pPr>
             <w:r>
@@ -31553,7 +31553,7 @@
           </w:tcPr>
           <w:p>
             <w:pPr>
-              <w:spacing w:before="0" w:after="0"/>
+              <w:spacing w:before="0" w:after="0" w:line="240" w:lineRule="auto"/>
               <w:jc w:val="center"/>
             </w:pPr>
             <w:r>
@@ -31584,7 +31584,7 @@
           </w:tcPr>
           <w:p>
             <w:pPr>
-              <w:spacing w:before="0" w:after="0"/>
+              <w:spacing w:before="0" w:after="0" w:line="240" w:lineRule="auto"/>
               <w:jc w:val="center"/>
             </w:pPr>
             <w:r>
@@ -31615,7 +31615,7 @@
           </w:tcPr>
           <w:p>
             <w:pPr>
-              <w:spacing w:before="0" w:after="0"/>
+              <w:spacing w:before="0" w:after="0" w:line="240" w:lineRule="auto"/>
               <w:jc w:val="center"/>
             </w:pPr>
             <w:r>
@@ -31646,7 +31646,7 @@
           </w:tcPr>
           <w:p>
             <w:pPr>
-              <w:spacing w:before="0" w:after="0"/>
+              <w:spacing w:before="0" w:after="0" w:line="240" w:lineRule="auto"/>
               <w:jc w:val="center"/>
             </w:pPr>
             <w:r>
@@ -31677,7 +31677,7 @@
           </w:tcPr>
           <w:p>
             <w:pPr>
-              <w:spacing w:before="0" w:after="0"/>
+              <w:spacing w:before="0" w:after="0" w:line="240" w:lineRule="auto"/>
               <w:jc w:val="center"/>
             </w:pPr>
             <w:r>
@@ -31708,7 +31708,7 @@
           </w:tcPr>
           <w:p>
             <w:pPr>
-              <w:spacing w:before="0" w:after="0"/>
+              <w:spacing w:before="0" w:after="0" w:line="240" w:lineRule="auto"/>
               <w:jc w:val="center"/>
             </w:pPr>
             <w:r>
@@ -31744,7 +31744,7 @@
           </w:tcPr>
           <w:p>
             <w:pPr>
-              <w:spacing w:before="0" w:after="0"/>
+              <w:spacing w:before="0" w:after="0" w:line="240" w:lineRule="auto"/>
               <w:jc w:val="center"/>
             </w:pPr>
             <w:r>
@@ -31775,7 +31775,7 @@
           </w:tcPr>
           <w:p>
             <w:pPr>
-              <w:spacing w:before="0" w:after="0"/>
+              <w:spacing w:before="0" w:after="0" w:line="240" w:lineRule="auto"/>
               <w:jc w:val="center"/>
             </w:pPr>
             <w:r>
@@ -31806,7 +31806,7 @@
           </w:tcPr>
           <w:p>
             <w:pPr>
-              <w:spacing w:before="0" w:after="0"/>
+              <w:spacing w:before="0" w:after="0" w:line="240" w:lineRule="auto"/>
               <w:jc w:val="center"/>
             </w:pPr>
             <w:r>
@@ -31837,7 +31837,7 @@
           </w:tcPr>
           <w:p>
             <w:pPr>
-              <w:spacing w:before="0" w:after="0"/>
+              <w:spacing w:before="0" w:after="0" w:line="240" w:lineRule="auto"/>
               <w:jc w:val="center"/>
             </w:pPr>
             <w:r>
@@ -31868,7 +31868,7 @@
           </w:tcPr>
           <w:p>
             <w:pPr>
-              <w:spacing w:before="0" w:after="0"/>
+              <w:spacing w:before="0" w:after="0" w:line="240" w:lineRule="auto"/>
               <w:jc w:val="center"/>
             </w:pPr>
             <w:r>
@@ -31899,7 +31899,7 @@
           </w:tcPr>
           <w:p>
             <w:pPr>
-              <w:spacing w:before="0" w:after="0"/>
+              <w:spacing w:before="0" w:after="0" w:line="240" w:lineRule="auto"/>
               <w:jc w:val="center"/>
             </w:pPr>
             <w:r>
@@ -31930,7 +31930,7 @@
           </w:tcPr>
           <w:p>
             <w:pPr>
-              <w:spacing w:before="0" w:after="0"/>
+              <w:spacing w:before="0" w:after="0" w:line="240" w:lineRule="auto"/>
               <w:jc w:val="center"/>
             </w:pPr>
             <w:r>
@@ -31961,7 +31961,7 @@
           </w:tcPr>
           <w:p>
             <w:pPr>
-              <w:spacing w:before="0" w:after="0"/>
+              <w:spacing w:before="0" w:after="0" w:line="240" w:lineRule="auto"/>
               <w:jc w:val="center"/>
             </w:pPr>
             <w:r>
@@ -31997,7 +31997,7 @@
           </w:tcPr>
           <w:p>
             <w:pPr>
-              <w:spacing w:before="0" w:after="0"/>
+              <w:spacing w:before="0" w:after="0" w:line="240" w:lineRule="auto"/>
               <w:jc w:val="center"/>
             </w:pPr>
             <w:r>
@@ -32028,7 +32028,7 @@
           </w:tcPr>
           <w:p>
             <w:pPr>
-              <w:spacing w:before="0" w:after="0"/>
+              <w:spacing w:before="0" w:after="0" w:line="240" w:lineRule="auto"/>
               <w:jc w:val="center"/>
             </w:pPr>
             <w:r>
@@ -32059,7 +32059,7 @@
           </w:tcPr>
           <w:p>
             <w:pPr>
-              <w:spacing w:before="0" w:after="0"/>
+              <w:spacing w:before="0" w:after="0" w:line="240" w:lineRule="auto"/>
               <w:jc w:val="center"/>
             </w:pPr>
             <w:r>
@@ -32090,7 +32090,7 @@
           </w:tcPr>
           <w:p>
             <w:pPr>
-              <w:spacing w:before="0" w:after="0"/>
+              <w:spacing w:before="0" w:after="0" w:line="240" w:lineRule="auto"/>
               <w:jc w:val="center"/>
             </w:pPr>
             <w:r>
@@ -32121,7 +32121,7 @@
           </w:tcPr>
           <w:p>
             <w:pPr>
-              <w:spacing w:before="0" w:after="0"/>
+              <w:spacing w:before="0" w:after="0" w:line="240" w:lineRule="auto"/>
               <w:jc w:val="center"/>
             </w:pPr>
             <w:r>
@@ -32152,7 +32152,7 @@
           </w:tcPr>
           <w:p>
             <w:pPr>
-              <w:spacing w:before="0" w:after="0"/>
+              <w:spacing w:before="0" w:after="0" w:line="240" w:lineRule="auto"/>
               <w:jc w:val="center"/>
             </w:pPr>
             <w:r>
@@ -32183,7 +32183,7 @@
           </w:tcPr>
           <w:p>
             <w:pPr>
-              <w:spacing w:before="0" w:after="0"/>
+              <w:spacing w:before="0" w:after="0" w:line="240" w:lineRule="auto"/>
               <w:jc w:val="center"/>
             </w:pPr>
             <w:r>
@@ -32214,7 +32214,7 @@
           </w:tcPr>
           <w:p>
             <w:pPr>
-              <w:spacing w:before="0" w:after="0"/>
+              <w:spacing w:before="0" w:after="0" w:line="240" w:lineRule="auto"/>
               <w:jc w:val="center"/>
             </w:pPr>
             <w:r>
@@ -32298,7 +32298,7 @@
       <w:pPr>
         <w:pStyle w:val="Endure-Subhead"/>
         <w:keepNext/>
-        <w:spacing w:before="240" w:after="60"/>
+        <w:spacing w:before="240" w:after="60" w:line="240" w:lineRule="auto"/>
         <w:outlineLvl w:val="1"/>
       </w:pPr>
       <w:r>
@@ -32311,7 +32311,7 @@
     <w:p>
       <w:pPr>
         <w:pStyle w:val="Endure-FirstParagraphBodyText"/>
-        <w:spacing w:before="100" w:after="100"/>
+        <w:spacing w:before="100" w:after="100" w:line="240" w:lineRule="auto"/>
       </w:pPr>
       <w:r>
         <w:rPr>
@@ -32323,7 +32323,7 @@
     <w:p>
       <w:pPr>
         <w:pStyle w:val="Endure-ChapterBodyText"/>
-        <w:spacing w:before="100" w:after="100"/>
+        <w:spacing w:before="100" w:after="100" w:line="240" w:lineRule="auto"/>
       </w:pPr>
       <w:r>
         <w:rPr>
@@ -32335,7 +32335,7 @@
     <w:p>
       <w:pPr>
         <w:pStyle w:val="Endure-ChapterBodyText"/>
-        <w:spacing w:before="40" w:after="40"/>
+        <w:spacing w:before="40" w:after="40" w:line="240" w:lineRule="auto"/>
         <w:ind w:left="360" w:hanging="216"/>
       </w:pPr>
       <w:r>
@@ -32406,7 +32406,7 @@
     <w:p>
       <w:pPr>
         <w:pStyle w:val="Endure-ChapterBodyText"/>
-        <w:spacing w:before="40" w:after="40"/>
+        <w:spacing w:before="40" w:after="40" w:line="240" w:lineRule="auto"/>
         <w:ind w:left="360" w:hanging="216"/>
       </w:pPr>
       <w:r>
@@ -32438,7 +32438,7 @@
     <w:p>
       <w:pPr>
         <w:pStyle w:val="Endure-ChapterBodyText"/>
-        <w:spacing w:before="40" w:after="40"/>
+        <w:spacing w:before="40" w:after="40" w:line="240" w:lineRule="auto"/>
         <w:ind w:left="360" w:hanging="216"/>
       </w:pPr>
       <w:r>
@@ -32470,7 +32470,7 @@
     <w:p>
       <w:pPr>
         <w:pStyle w:val="Endure-ChapterBodyText"/>
-        <w:spacing w:before="40" w:after="40"/>
+        <w:spacing w:before="40" w:after="40" w:line="240" w:lineRule="auto"/>
         <w:ind w:left="360" w:hanging="216"/>
       </w:pPr>
       <w:r>
@@ -32494,7 +32494,7 @@
     <w:p>
       <w:pPr>
         <w:pStyle w:val="Endure-ChapterBodyText"/>
-        <w:spacing w:before="100" w:after="100"/>
+        <w:spacing w:before="100" w:after="100" w:line="240" w:lineRule="auto"/>
       </w:pPr>
       <w:r>
         <w:rPr>
@@ -32505,6 +32505,11 @@
     </w:p>
     <w:sectPr>
       <w:footerReference w:type="first" r:id="rId43"/>
+      <w:headerReference w:type="default" r:id="rId46"/>
+      <w:footerReference w:type="default" r:id="rId47"/>
+      <w:headerReference w:type="even" r:id="rId48"/>
+      <w:footerReference w:type="even" r:id="rId49"/>
+      <w:headerReference w:type="first" r:id="rId50"/>
       <w:type w:val="nextColumn"/>
       <w:pgSz w:w="10080" w:h="14400"/>
       <w:pgMar w:top="794" w:right="851" w:bottom="794" w:left="1077" w:header="454" w:footer="454" w:gutter="0"/>
@@ -33749,6 +33754,26 @@
 </w:ftr>
 </file>
 
+<file path=word/footer34.xml><?xml version="1.0" encoding="utf-8"?>
+<w:ftr xmlns:m="http://schemas.openxmlformats.org/officeDocument/2006/math" xmlns:mc="http://schemas.openxmlformats.org/markup-compatibility/2006" xmlns:mo="http://schemas.microsoft.com/office/mac/office/2008/main" xmlns:mv="urn:schemas-microsoft-com:mac:vml" xmlns:o="urn:schemas-microsoft-com:office:office" xmlns:r="http://schemas.openxmlformats.org/officeDocument/2006/relationships" xmlns:v="urn:schemas-microsoft-com:vml" xmlns:w10="urn:schemas-microsoft-com:office:word" xmlns:w14="http://schemas.microsoft.com/office/word/2010/wordml" xmlns:w="http://schemas.openxmlformats.org/wordprocessingml/2006/main" xmlns:wne="http://schemas.microsoft.com/office/word/2006/wordml" xmlns:wp14="http://schemas.microsoft.com/office/word/2010/wordprocessingDrawing" xmlns:wp="http://schemas.openxmlformats.org/drawingml/2006/wordprocessingDrawing" xmlns:wpc="http://schemas.microsoft.com/office/word/2010/wordprocessingCanvas" xmlns:wpg="http://schemas.microsoft.com/office/word/2010/wordprocessingGroup" xmlns:wpi="http://schemas.microsoft.com/office/word/2010/wordprocessingInk" xmlns:wps="http://schemas.microsoft.com/office/word/2010/wordprocessingShape" mc:Ignorable="w14 wp14">
+  <w:p>
+    <w:pPr>
+      <w:pStyle w:val="Footer"/>
+    </w:pPr>
+  </w:p>
+</w:ftr>
+</file>
+
+<file path=word/footer35.xml><?xml version="1.0" encoding="utf-8"?>
+<w:ftr xmlns:m="http://schemas.openxmlformats.org/officeDocument/2006/math" xmlns:mc="http://schemas.openxmlformats.org/markup-compatibility/2006" xmlns:mo="http://schemas.microsoft.com/office/mac/office/2008/main" xmlns:mv="urn:schemas-microsoft-com:mac:vml" xmlns:o="urn:schemas-microsoft-com:office:office" xmlns:r="http://schemas.openxmlformats.org/officeDocument/2006/relationships" xmlns:v="urn:schemas-microsoft-com:vml" xmlns:w10="urn:schemas-microsoft-com:office:word" xmlns:w14="http://schemas.microsoft.com/office/word/2010/wordml" xmlns:w="http://schemas.openxmlformats.org/wordprocessingml/2006/main" xmlns:wne="http://schemas.microsoft.com/office/word/2006/wordml" xmlns:wp14="http://schemas.microsoft.com/office/word/2010/wordprocessingDrawing" xmlns:wp="http://schemas.openxmlformats.org/drawingml/2006/wordprocessingDrawing" xmlns:wpc="http://schemas.microsoft.com/office/word/2010/wordprocessingCanvas" xmlns:wpg="http://schemas.microsoft.com/office/word/2010/wordprocessingGroup" xmlns:wpi="http://schemas.microsoft.com/office/word/2010/wordprocessingInk" xmlns:wps="http://schemas.microsoft.com/office/word/2010/wordprocessingShape" mc:Ignorable="w14 wp14">
+  <w:p>
+    <w:pPr>
+      <w:pStyle w:val="Footer"/>
+    </w:pPr>
+  </w:p>
+</w:ftr>
+</file>
+
 <file path=word/footer4.xml><?xml version="1.0" encoding="utf-8"?>
 <w:ftr xmlns:wpc="http://schemas.microsoft.com/office/word/2010/wordprocessingCanvas" xmlns:cx="http://schemas.microsoft.com/office/drawing/2014/chartex" xmlns:cx1="http://schemas.microsoft.com/office/drawing/2015/9/8/chartex" xmlns:cx2="http://schemas.microsoft.com/office/drawing/2015/10/21/chartex" xmlns:cx3="http://schemas.microsoft.com/office/drawing/2016/5/9/chartex" xmlns:cx4="http://schemas.microsoft.com/office/drawing/2016/5/10/chartex" xmlns:cx5="http://schemas.microsoft.com/office/drawing/2016/5/11/chartex" xmlns:cx6="http://schemas.microsoft.com/office/drawing/2016/5/12/chartex" xmlns:cx7="http://schemas.microsoft.com/office/drawing/2016/5/13/chartex" xmlns:cx8="http://schemas.microsoft.com/office/drawing/2016/5/14/chartex" xmlns:mc="http://schemas.openxmlformats.org/markup-compatibility/2006" xmlns:aink="http://schemas.microsoft.com/office/drawing/2016/ink" xmlns:am3d="http://schemas.microsoft.com/office/drawing/2017/model3d" xmlns:o="urn:schemas-microsoft-com:office:office" xmlns:oel="http://schemas.microsoft.com/office/2019/extlst" xmlns:r="http://schemas.openxmlformats.org/officeDocument/2006/relationships" xmlns:m="http://schemas.openxmlformats.org/officeDocument/2006/math" xmlns:v="urn:schemas-microsoft-com:vml" xmlns:wp14="http://schemas.microsoft.com/office/word/2010/wordprocessingDrawing" xmlns:wp="http://schemas.openxmlformats.org/drawingml/2006/wordprocessingDrawing" xmlns:w10="urn:schemas-microsoft-com:office:word" xmlns:w="http://schemas.openxmlformats.org/wordprocessingml/2006/main" xmlns:w14="http://schemas.microsoft.com/office/word/2010/wordml" xmlns:w15="http://schemas.microsoft.com/office/word/2012/wordml" xmlns:w16cex="http://schemas.microsoft.com/office/word/2018/wordml/cex" xmlns:w16cid="http://schemas.microsoft.com/office/word/2016/wordml/cid" xmlns:w16="http://schemas.microsoft.com/office/word/2018/wordml" xmlns:w16du="http://schemas.microsoft.com/office/word/2023/wordml/word16du" xmlns:w16sdtdh="http://schemas.microsoft.com/office/word/2020/wordml/sdtdatahash" xmlns:w16sdtfl="http://schemas.microsoft.com/office/word/2024/wordml/sdtformatlock" xmlns:w16se="http://schemas.microsoft.com/office/word/2015/wordml/symex" xmlns:wpg="http://schemas.microsoft.com/office/word/2010/wordprocessingGroup" xmlns:wpi="http://schemas.microsoft.com/office/word/2010/wordprocessingInk" xmlns:wne="http://schemas.microsoft.com/office/word/2006/wordml" xmlns:wps="http://schemas.microsoft.com/office/word/2010/wordprocessingShape" mc:Ignorable="w14 w15 w16se w16cid w16 w16cex w16sdtdh w16sdtfl w16du wp14">
   <w:p>
@@ -34006,6 +34031,36 @@
     <w:r>
       <w:t>TÍTULO DEL LIBRO</w:t>
     </w:r>
+  </w:p>
+</w:hdr>
+</file>
+
+<file path=word/header3.xml><?xml version="1.0" encoding="utf-8"?>
+<w:hdr xmlns:m="http://schemas.openxmlformats.org/officeDocument/2006/math" xmlns:mc="http://schemas.openxmlformats.org/markup-compatibility/2006" xmlns:mo="http://schemas.microsoft.com/office/mac/office/2008/main" xmlns:mv="urn:schemas-microsoft-com:mac:vml" xmlns:o="urn:schemas-microsoft-com:office:office" xmlns:r="http://schemas.openxmlformats.org/officeDocument/2006/relationships" xmlns:v="urn:schemas-microsoft-com:vml" xmlns:w10="urn:schemas-microsoft-com:office:word" xmlns:w14="http://schemas.microsoft.com/office/word/2010/wordml" xmlns:w="http://schemas.openxmlformats.org/wordprocessingml/2006/main" xmlns:wne="http://schemas.microsoft.com/office/word/2006/wordml" xmlns:wp14="http://schemas.microsoft.com/office/word/2010/wordprocessingDrawing" xmlns:wp="http://schemas.openxmlformats.org/drawingml/2006/wordprocessingDrawing" xmlns:wpc="http://schemas.microsoft.com/office/word/2010/wordprocessingCanvas" xmlns:wpg="http://schemas.microsoft.com/office/word/2010/wordprocessingGroup" xmlns:wpi="http://schemas.microsoft.com/office/word/2010/wordprocessingInk" xmlns:wps="http://schemas.microsoft.com/office/word/2010/wordprocessingShape" mc:Ignorable="w14 wp14">
+  <w:p>
+    <w:pPr>
+      <w:pStyle w:val="Header"/>
+    </w:pPr>
+  </w:p>
+</w:hdr>
+</file>
+
+<file path=word/header4.xml><?xml version="1.0" encoding="utf-8"?>
+<w:hdr xmlns:m="http://schemas.openxmlformats.org/officeDocument/2006/math" xmlns:mc="http://schemas.openxmlformats.org/markup-compatibility/2006" xmlns:mo="http://schemas.microsoft.com/office/mac/office/2008/main" xmlns:mv="urn:schemas-microsoft-com:mac:vml" xmlns:o="urn:schemas-microsoft-com:office:office" xmlns:r="http://schemas.openxmlformats.org/officeDocument/2006/relationships" xmlns:v="urn:schemas-microsoft-com:vml" xmlns:w10="urn:schemas-microsoft-com:office:word" xmlns:w14="http://schemas.microsoft.com/office/word/2010/wordml" xmlns:w="http://schemas.openxmlformats.org/wordprocessingml/2006/main" xmlns:wne="http://schemas.microsoft.com/office/word/2006/wordml" xmlns:wp14="http://schemas.microsoft.com/office/word/2010/wordprocessingDrawing" xmlns:wp="http://schemas.openxmlformats.org/drawingml/2006/wordprocessingDrawing" xmlns:wpc="http://schemas.microsoft.com/office/word/2010/wordprocessingCanvas" xmlns:wpg="http://schemas.microsoft.com/office/word/2010/wordprocessingGroup" xmlns:wpi="http://schemas.microsoft.com/office/word/2010/wordprocessingInk" xmlns:wps="http://schemas.microsoft.com/office/word/2010/wordprocessingShape" mc:Ignorable="w14 wp14">
+  <w:p>
+    <w:pPr>
+      <w:pStyle w:val="Header"/>
+    </w:pPr>
+  </w:p>
+</w:hdr>
+</file>
+
+<file path=word/header5.xml><?xml version="1.0" encoding="utf-8"?>
+<w:hdr xmlns:m="http://schemas.openxmlformats.org/officeDocument/2006/math" xmlns:mc="http://schemas.openxmlformats.org/markup-compatibility/2006" xmlns:mo="http://schemas.microsoft.com/office/mac/office/2008/main" xmlns:mv="urn:schemas-microsoft-com:mac:vml" xmlns:o="urn:schemas-microsoft-com:office:office" xmlns:r="http://schemas.openxmlformats.org/officeDocument/2006/relationships" xmlns:v="urn:schemas-microsoft-com:vml" xmlns:w10="urn:schemas-microsoft-com:office:word" xmlns:w14="http://schemas.microsoft.com/office/word/2010/wordml" xmlns:w="http://schemas.openxmlformats.org/wordprocessingml/2006/main" xmlns:wne="http://schemas.microsoft.com/office/word/2006/wordml" xmlns:wp14="http://schemas.microsoft.com/office/word/2010/wordprocessingDrawing" xmlns:wp="http://schemas.openxmlformats.org/drawingml/2006/wordprocessingDrawing" xmlns:wpc="http://schemas.microsoft.com/office/word/2010/wordprocessingCanvas" xmlns:wpg="http://schemas.microsoft.com/office/word/2010/wordprocessingGroup" xmlns:wpi="http://schemas.microsoft.com/office/word/2010/wordprocessingInk" xmlns:wps="http://schemas.microsoft.com/office/word/2010/wordprocessingShape" mc:Ignorable="w14 wp14">
+  <w:p>
+    <w:pPr>
+      <w:pStyle w:val="Header"/>
+    </w:pPr>
   </w:p>
 </w:hdr>
 </file>
